--- a/por/docx/37.content.docx
+++ b/por/docx/37.content.docx
@@ -4,39 +4,88 @@
   <w:body>
     <w:p/>
     <w:p>
-      <w:r/>
+      <w:pPr/>
+      <w:r>
+        <w:rPr>
+          <w:lang w:val="pt_PT" w:bidi="pt_PT"/>
+        </w:rPr>
+      </w:r>
     </w:p>
     <w:p>
       <w:pPr>
         <w:pStyle w:val="Heading2"/>
       </w:pPr>
       <w:r>
+        <w:rPr>
+          <w:lang w:val="pt_PT" w:bidi="pt_PT"/>
+        </w:rPr>
+        <w:t>Resource: Notas de Tradução (unfoldingWord)</w:t>
+      </w:r>
+      <w:r>
+        <w:rPr>
+          <w:lang w:val="pt_PT" w:bidi="pt_PT"/>
+        </w:rPr>
+      </w:r>
+    </w:p>
+    <w:p>
+      <w:pPr>
+        <w:pStyle w:val="Heading2"/>
+      </w:pPr>
+      <w:r>
+        <w:rPr>
+          <w:lang w:val="pt_PT" w:bidi="pt_PT"/>
+        </w:rPr>
         <w:t>License Information</w:t>
       </w:r>
-      <w:r/>
-    </w:p>
-    <w:p>
-      <w:r/>
+      <w:r>
+        <w:rPr>
+          <w:lang w:val="pt_PT" w:bidi="pt_PT"/>
+        </w:rPr>
+      </w:r>
+    </w:p>
+    <w:p>
+      <w:pPr/>
+      <w:r>
+        <w:rPr>
+          <w:lang w:val="pt_PT" w:bidi="pt_PT"/>
+        </w:rPr>
+      </w:r>
       <w:r>
         <w:rPr>
           <w:b/>
-        </w:rPr>
-        <w:t>Translation Notes (unfoldingWord)</w:t>
-      </w:r>
-      <w:r>
+          <w:lang w:val="pt_PT" w:bidi="pt_PT"/>
+        </w:rPr>
+        <w:t>Notas de Tradução (unfoldingWord)</w:t>
+      </w:r>
+      <w:r>
+        <w:rPr>
+          <w:lang w:val="pt_PT" w:bidi="pt_PT"/>
+        </w:rPr>
         <w:t xml:space="preserve"> (Portuguese) is based on</w:t>
       </w:r>
       <w:r>
+        <w:rPr>
+          <w:lang w:val="pt_PT" w:bidi="pt_PT"/>
+        </w:rPr>
         <w:t xml:space="preserve">: </w:t>
       </w:r>
       <w:r>
+        <w:rPr>
+          <w:lang w:val="pt_PT" w:bidi="pt_PT"/>
+        </w:rPr>
         <w:t>unfoldingWord® Translation Notes</w:t>
       </w:r>
       <w:r>
+        <w:rPr>
+          <w:lang w:val="pt_PT" w:bidi="pt_PT"/>
+        </w:rPr>
         <w:t xml:space="preserve">, </w:t>
       </w:r>
       <w:hyperlink r:id="rId13">
         <w:r>
+          <w:rPr>
+            <w:lang w:val="pt_PT" w:bidi="pt_PT"/>
+          </w:rPr>
           <w:rPr>
             <w:color w:val="0000EE"/>
             <w:u w:val="single"/>
@@ -45,10 +94,16 @@
         </w:r>
       </w:hyperlink>
       <w:r>
+        <w:rPr>
+          <w:lang w:val="pt_PT" w:bidi="pt_PT"/>
+        </w:rPr>
         <w:t xml:space="preserve">, 2022, which is licensed under a </w:t>
       </w:r>
       <w:hyperlink r:id="rId14">
         <w:r>
+          <w:rPr>
+            <w:lang w:val="pt_PT" w:bidi="pt_PT"/>
+          </w:rPr>
           <w:rPr>
             <w:color w:val="0000EE"/>
             <w:u w:val="single"/>
@@ -57,24 +112,50 @@
         </w:r>
       </w:hyperlink>
       <w:r>
+        <w:rPr>
+          <w:lang w:val="pt_PT" w:bidi="pt_PT"/>
+        </w:rPr>
         <w:t>.</w:t>
       </w:r>
-      <w:r/>
-    </w:p>
-    <w:p>
-      <w:r/>
-      <w:r>
+      <w:r>
+        <w:rPr>
+          <w:lang w:val="pt_PT" w:bidi="pt_PT"/>
+        </w:rPr>
+      </w:r>
+    </w:p>
+    <w:p>
+      <w:pPr/>
+      <w:r>
+        <w:rPr>
+          <w:lang w:val="pt_PT" w:bidi="pt_PT"/>
+        </w:rPr>
+      </w:r>
+      <w:r>
+        <w:rPr>
+          <w:lang w:val="pt_PT" w:bidi="pt_PT"/>
+        </w:rPr>
         <w:t>This PDF version is provided under the same license.</w:t>
       </w:r>
-      <w:r/>
-      <w:r/>
+      <w:r>
+        <w:rPr>
+          <w:lang w:val="pt_PT" w:bidi="pt_PT"/>
+        </w:rPr>
+      </w:r>
+      <w:r>
+        <w:rPr>
+          <w:lang w:val="pt_PT" w:bidi="pt_PT"/>
+        </w:rPr>
+      </w:r>
     </w:p>
     <w:p>
       <w:pPr>
         <w:pStyle w:val="Heading1"/>
       </w:pPr>
       <w:r>
-        <w:t>Translation Notes (unfoldingWord)</w:t>
+        <w:rPr>
+          <w:lang w:val="pt_PT" w:bidi="pt_PT"/>
+        </w:rPr>
+        <w:t>Notas de Tradução (unfoldingWord)</w:t>
       </w:r>
     </w:p>
     <w:p>
@@ -96,22 +177,120 @@
       </w:pPr>
     </w:p>
     <w:p>
-      <w:r/>
+      <w:pPr/>
+      <w:r>
+        <w:rPr>
+          <w:lang w:val="pt_PT" w:bidi="pt_PT"/>
+        </w:rPr>
+      </w:r>
     </w:p>
     <w:p>
       <w:pPr>
         <w:pStyle w:val="Heading2"/>
       </w:pPr>
       <w:r>
+        <w:rPr>
+          <w:lang w:val="pt_PT" w:bidi="pt_PT"/>
+        </w:rPr>
+        <w:t>HAG</w:t>
+      </w:r>
+      <w:r>
+        <w:rPr>
+          <w:lang w:val="pt_PT" w:bidi="pt_PT"/>
+        </w:rPr>
+      </w:r>
+    </w:p>
+    <w:p>
+      <w:pPr/>
+      <w:r>
+        <w:rPr>
+          <w:lang w:val="pt_PT" w:bidi="pt_PT"/>
+        </w:rPr>
+      </w:r>
+      <w:r>
+        <w:rPr>
+          <w:i/>
+          <w:lang w:val="pt_PT" w:bidi="pt_PT"/>
+        </w:rPr>
+        <w:t>Ageu - Introdução, Ageu - Introdução ao capítulo 1, Ageu - Introdução ao capítulo 2</w:t>
+      </w:r>
+      <w:r>
+        <w:rPr>
+          <w:lang w:val="pt_PT" w:bidi="pt_PT"/>
+        </w:rPr>
+      </w:r>
+    </w:p>
+    <w:p>
+      <w:pPr/>
+      <w:r>
+        <w:rPr>
+          <w:lang w:val="pt_PT" w:bidi="pt_PT"/>
+        </w:rPr>
+      </w:r>
+      <w:r>
+        <w:rPr>
+          <w:lang w:val="pt_PT" w:bidi="pt_PT"/>
+        </w:rPr>
+        <w:t xml:space="preserve"> </w:t>
+      </w:r>
+      <w:r>
+        <w:rPr>
+          <w:lang w:val="pt_PT" w:bidi="pt_PT"/>
+        </w:rPr>
+      </w:r>
+      <w:r>
+        <w:rPr>
+          <w:lang w:val="pt_PT" w:bidi="pt_PT"/>
+        </w:rPr>
+      </w:r>
+    </w:p>
+    <w:p>
+      <w:pPr>
+        <w:sectPr>
+          <w:footnotePr>
+            <w:numRestart w:val="eachSect"/>
+          </w:footnotePr>
+          <w:type w:val="continuous"/>
+          <w:pgSz w:w="12240" w:h="15840" w:code="1"/>
+          <w:pgMar w:top="1440" w:right="1440" w:bottom="1440" w:left="1440" w:header="504" w:footer="504" w:gutter="0"/>
+          <w:cols w:space="708"/>
+          <w:titlePg/>
+          <w:docGrid w:linePitch="360"/>
+        </w:sectPr>
+      </w:pPr>
+    </w:p>
+    <w:p>
+      <w:pPr/>
+      <w:r>
+        <w:rPr>
+          <w:lang w:val="pt_PT" w:bidi="pt_PT"/>
+        </w:rPr>
+      </w:r>
+    </w:p>
+    <w:p>
+      <w:pPr>
+        <w:pStyle w:val="Heading2"/>
+      </w:pPr>
+      <w:r>
+        <w:rPr>
+          <w:lang w:val="pt_PT" w:bidi="pt_PT"/>
+        </w:rPr>
         <w:t>Ageu - Introdução</w:t>
       </w:r>
-      <w:r/>
+      <w:r>
+        <w:rPr>
+          <w:lang w:val="pt_PT" w:bidi="pt_PT"/>
+        </w:rPr>
+      </w:r>
     </w:p>
     <w:p>
       <w:pPr>
         <w:pStyle w:val="Heading3"/>
       </w:pPr>
       <w:r>
+        <w:rPr>
+          <w:lang w:val="pt_PT" w:bidi="pt_PT"/>
+        </w:rPr>
         <w:t>Parte 1: Introdução geral</w:t>
       </w:r>
     </w:p>
@@ -120,12 +299,23 @@
         <w:pStyle w:val="Heading4"/>
       </w:pPr>
       <w:r>
+        <w:rPr>
+          <w:lang w:val="pt_PT" w:bidi="pt_PT"/>
+        </w:rPr>
         <w:t>Qual é o tema do livro de Ageu?</w:t>
       </w:r>
     </w:p>
     <w:p>
-      <w:r/>
-      <w:r>
+      <w:pPr/>
+      <w:r>
+        <w:rPr>
+          <w:lang w:val="pt_PT" w:bidi="pt_PT"/>
+        </w:rPr>
+      </w:r>
+      <w:r>
+        <w:rPr>
+          <w:lang w:val="pt_PT" w:bidi="pt_PT"/>
+        </w:rPr>
         <w:t>Em 539 a.C., o imperador persa Ciro conquistou o império babilônico. Ele permitiu que os povos que os babilônios haviam exilado retornassem às suas terras natais. Assim, no ano seguinte, um grupo de israelitas do antigo reino de Judá voltou para casa do exílio. Em dois anos, começaram a reparar o templo de Yahweh em Jerusalém. No entanto, depois de apenas lançarem os alicerces, seus inimigos os forçaram a parar. Por volta de 520 a.C., um novo rei, Dario, tornou-se imperador da Pérsia, e ele provavelmente permitiria que os judeus terminassem de reconstruir o templo. No entanto, eles negligenciaram esse trabalho e construíram casas luxuosas para si mesmos. Em resposta, Yahweh impediu que suas colheitas crescessem bem, e o povo ficou faminto e pobre. Yahweh então enviou o profeta Ageu para explicar que ele havia feito isso porque eles haviam negligenciado seu templo. Através de Ageu, Yahweh prometeu que, se reconstruíssem seu templo, ele os abençoaria novamente com colheitas abundantes. Yahweh também prometeu ao governador deles, Zorobabel, que o tornaria um líder honrado entre as nações do mundo. O povo respondeu às profecias de Ageu obedecendo a Yahweh e reconstruindo seu templo, e Yahweh os abençoou novamente.</w:t>
       </w:r>
     </w:p>
@@ -134,12 +324,23 @@
         <w:pStyle w:val="Heading4"/>
       </w:pPr>
       <w:r>
+        <w:rPr>
+          <w:lang w:val="pt_PT" w:bidi="pt_PT"/>
+        </w:rPr>
         <w:t>Resumo de Ageu</w:t>
       </w:r>
     </w:p>
     <w:p>
-      <w:r/>
-      <w:r>
+      <w:pPr/>
+      <w:r>
+        <w:rPr>
+          <w:lang w:val="pt_PT" w:bidi="pt_PT"/>
+        </w:rPr>
+      </w:r>
+      <w:r>
+        <w:rPr>
+          <w:lang w:val="pt_PT" w:bidi="pt_PT"/>
+        </w:rPr>
         <w:t>O livro de Ageu consiste em quatro oráculos que Yahweh deu a ele para entregar aos judeus que haviam retornado do exílio. Cada oráculo é datado em um dia específico de um determinado mês no segundo ano do reinado de Dario como Imperador da Pérsia.</w:t>
       </w:r>
     </w:p>
@@ -149,8 +350,15 @@
         <w:spacing w:line="240" w:lineRule="auto"/>
         <w:ind w:left="720"/>
       </w:pPr>
-      <w:r/>
-      <w:r>
+      <w:r>
+        <w:rPr>
+          <w:lang w:val="pt_PT" w:bidi="pt_PT"/>
+        </w:rPr>
+      </w:r>
+      <w:r>
+        <w:rPr>
+          <w:lang w:val="pt_PT" w:bidi="pt_PT"/>
+        </w:rPr>
         <w:t>Primeiro oráculo (1.1–15a): O povo deve terminar o templo para que Yahweh os abençoe novamente</w:t>
       </w:r>
     </w:p>
@@ -160,8 +368,15 @@
         <w:spacing w:line="240" w:lineRule="auto"/>
         <w:ind w:left="720"/>
       </w:pPr>
-      <w:r/>
-      <w:r>
+      <w:r>
+        <w:rPr>
+          <w:lang w:val="pt_PT" w:bidi="pt_PT"/>
+        </w:rPr>
+      </w:r>
+      <w:r>
+        <w:rPr>
+          <w:lang w:val="pt_PT" w:bidi="pt_PT"/>
+        </w:rPr>
         <w:t>Segundo oráculo (1.15b–2.9): O templo reconstruído será mais glorioso do que o primeiro templo</w:t>
       </w:r>
     </w:p>
@@ -171,8 +386,15 @@
         <w:spacing w:line="240" w:lineRule="auto"/>
         <w:ind w:left="720"/>
       </w:pPr>
-      <w:r/>
-      <w:r>
+      <w:r>
+        <w:rPr>
+          <w:lang w:val="pt_PT" w:bidi="pt_PT"/>
+        </w:rPr>
+      </w:r>
+      <w:r>
+        <w:rPr>
+          <w:lang w:val="pt_PT" w:bidi="pt_PT"/>
+        </w:rPr>
         <w:t>Terceiro oráculo (2.10–19): Yahweh reteve as colheitas, mas agora ele abençoará o povo</w:t>
       </w:r>
     </w:p>
@@ -182,8 +404,15 @@
         <w:spacing w:line="240" w:lineRule="auto"/>
         <w:ind w:left="720"/>
       </w:pPr>
-      <w:r/>
-      <w:r>
+      <w:r>
+        <w:rPr>
+          <w:lang w:val="pt_PT" w:bidi="pt_PT"/>
+        </w:rPr>
+      </w:r>
+      <w:r>
+        <w:rPr>
+          <w:lang w:val="pt_PT" w:bidi="pt_PT"/>
+        </w:rPr>
         <w:t>Quarto oráculo (2.20–23): Yahweh derrotará as nações e estabelecerá Zorobabel como seu governante honrado</w:t>
       </w:r>
     </w:p>
@@ -192,12 +421,23 @@
         <w:pStyle w:val="Heading4"/>
       </w:pPr>
       <w:r>
+        <w:rPr>
+          <w:lang w:val="pt_PT" w:bidi="pt_PT"/>
+        </w:rPr>
         <w:t>Quem foi o profeta Ageu?</w:t>
       </w:r>
     </w:p>
     <w:p>
-      <w:r/>
-      <w:r>
+      <w:pPr/>
+      <w:r>
+        <w:rPr>
+          <w:lang w:val="pt_PT" w:bidi="pt_PT"/>
+        </w:rPr>
+      </w:r>
+      <w:r>
+        <w:rPr>
+          <w:lang w:val="pt_PT" w:bidi="pt_PT"/>
+        </w:rPr>
         <w:t>O livro de Ageu não nos revela muito sobre o profeta cujos oráculos ele registra. Ageu é mencionado brevemente em outro livro da Bíblia. Esdras 5.1 nos informa que Ageu “profetizou aos judeus que estavam em Judá e em Jerusalém em nome do Deus de Israel que estava sobre eles”. Esdras 6.14 acrescenta que “os anciãos dos judeus estavam construindo e prosperando pela profecia do profeta Ageu” e que “eles construíram e completaram” o templo de Yahweh em Jerusalém. Mas não sabemos nada além disso. Ainda assim, podemos reconhecer que Ageu deve ter sido um homem de fé, coragem e convicção para desafiar os judeus em sua confortável complacência e inspirá-los a renovar o trabalho de reconstrução do templo.</w:t>
       </w:r>
     </w:p>
@@ -206,12 +446,23 @@
         <w:pStyle w:val="Heading4"/>
       </w:pPr>
       <w:r>
+        <w:rPr>
+          <w:lang w:val="pt_PT" w:bidi="pt_PT"/>
+        </w:rPr>
         <w:t>Como deve ser traduzido o título deste livro?</w:t>
       </w:r>
     </w:p>
     <w:p>
-      <w:r/>
-      <w:r>
+      <w:pPr/>
+      <w:r>
+        <w:rPr>
+          <w:lang w:val="pt_PT" w:bidi="pt_PT"/>
+        </w:rPr>
+      </w:r>
+      <w:r>
+        <w:rPr>
+          <w:lang w:val="pt_PT" w:bidi="pt_PT"/>
+        </w:rPr>
         <w:t>Este livro tradicionalmente foi intitulado "Ageu" ou "O livro de Ageu". Os tradutores também podem optar por dar-lhe um título como "As profecias de Ageu" ou "As palavras de Ageu".</w:t>
       </w:r>
     </w:p>
@@ -220,6 +471,9 @@
         <w:pStyle w:val="Heading3"/>
       </w:pPr>
       <w:r>
+        <w:rPr>
+          <w:lang w:val="pt_PT" w:bidi="pt_PT"/>
+        </w:rPr>
         <w:t>Parte 2: Questões importantes de tradução</w:t>
       </w:r>
     </w:p>
@@ -228,12 +482,23 @@
         <w:pStyle w:val="Heading4"/>
       </w:pPr>
       <w:r>
+        <w:rPr>
+          <w:lang w:val="pt_PT" w:bidi="pt_PT"/>
+        </w:rPr>
         <w:t>Meses hebraicos</w:t>
       </w:r>
     </w:p>
     <w:p>
-      <w:r/>
-      <w:r>
+      <w:pPr/>
+      <w:r>
+        <w:rPr>
+          <w:lang w:val="pt_PT" w:bidi="pt_PT"/>
+        </w:rPr>
+      </w:r>
+      <w:r>
+        <w:rPr>
+          <w:lang w:val="pt_PT" w:bidi="pt_PT"/>
+        </w:rPr>
         <w:t>O livro de Ageu data cada um de seus quatro oráculos pelo dia de um mês hebraico. Na tradução, você poderia converter esses dias e meses hebraicos em datas aproximadas no calendário que sua cultura utiliza. Notas fornecerão equivalentes nos calendários ocidentais para aqueles que desejam fazer isso. No entanto, os judeus usavam um calendário lunar, então se você usar um calendário solar, a data será diferente a cada ano e a tradução muitas vezes não será precisa. Portanto, pode ser preferível indicar o número do dia e o nome do mês do calendário hebraico no texto da tradução e mencionar em uma nota de rodapé aproximadamente qual época do ano isso corresponde no seu calendário.</w:t>
       </w:r>
     </w:p>
@@ -242,12 +507,23 @@
         <w:pStyle w:val="Heading4"/>
       </w:pPr>
       <w:r>
+        <w:rPr>
+          <w:lang w:val="pt_PT" w:bidi="pt_PT"/>
+        </w:rPr>
         <w:t>Citações</w:t>
       </w:r>
     </w:p>
     <w:p>
-      <w:r/>
-      <w:r>
+      <w:pPr/>
+      <w:r>
+        <w:rPr>
+          <w:lang w:val="pt_PT" w:bidi="pt_PT"/>
+        </w:rPr>
+      </w:r>
+      <w:r>
+        <w:rPr>
+          <w:lang w:val="pt_PT" w:bidi="pt_PT"/>
+        </w:rPr>
         <w:t>Os oráculos de Ageu são citações diretas de Yahweh. Esses oráculos contêm também citações dentro delas. Se você decidir apresentar essas como citações diretas, pode indicar seus inícios e finais com aspas duplas e aspas simples ou com qualquer outra pontuação ou convenção que sua língua possa usar. Você também pode usar formatação especial para destacar essas citações. Alternativamente, se sua língua não colocar citações diretas dentro de uma citação direta, você poderia representar as citações de segundo e terceiro níveis como citações indiretas. Notas sugerem como você poderia fazer isso em vários lugares.</w:t>
       </w:r>
     </w:p>
@@ -256,12 +532,23 @@
         <w:pStyle w:val="Heading4"/>
       </w:pPr>
       <w:r>
+        <w:rPr>
+          <w:lang w:val="pt_PT" w:bidi="pt_PT"/>
+        </w:rPr>
         <w:t>“A declaração de Yahweh”</w:t>
       </w:r>
     </w:p>
     <w:p>
-      <w:r/>
-      <w:r>
+      <w:pPr/>
+      <w:r>
+        <w:rPr>
+          <w:lang w:val="pt_PT" w:bidi="pt_PT"/>
+        </w:rPr>
+      </w:r>
+      <w:r>
+        <w:rPr>
+          <w:lang w:val="pt_PT" w:bidi="pt_PT"/>
+        </w:rPr>
         <w:t>Ageu frequentemente usa a fórmula "o SENHOR Todo-Poderoso diz" para identificar seus oráculos como palavras que Yahweh lhe deu para falar. Se o seu idioma não usaria um substantivo abstrato como "declaração", você poderia expressar a mesma ideia de outra forma. Você poderia dizer, por exemplo, "é isso que Yahweh declara".</w:t>
       </w:r>
     </w:p>
@@ -270,12 +557,23 @@
         <w:pStyle w:val="Heading4"/>
       </w:pPr>
       <w:r>
+        <w:rPr>
+          <w:lang w:val="pt_PT" w:bidi="pt_PT"/>
+        </w:rPr>
         <w:t>“Casa” significando “templo”</w:t>
       </w:r>
     </w:p>
     <w:p>
-      <w:r/>
-      <w:r>
+      <w:pPr/>
+      <w:r>
+        <w:rPr>
+          <w:lang w:val="pt_PT" w:bidi="pt_PT"/>
+        </w:rPr>
+      </w:r>
+      <w:r>
+        <w:rPr>
+          <w:lang w:val="pt_PT" w:bidi="pt_PT"/>
+        </w:rPr>
         <w:t>Ao longo do livro de Ageu, vários oradores usam a palavra "casa" para significar "templo". Eles falam do templo como se fosse uma casa onde Deus habita, pois a presença de Deus estaria lá. Se for útil para seus leitores, em sua tradução, você poderia esclarecer o significado e usar "templo" em vez de "casa" em cada uma dessas instâncias.</w:t>
       </w:r>
     </w:p>
@@ -284,12 +582,23 @@
         <w:pStyle w:val="Heading4"/>
       </w:pPr>
       <w:r>
+        <w:rPr>
+          <w:lang w:val="pt_PT" w:bidi="pt_PT"/>
+        </w:rPr>
         <w:t>"Você" singular e plural</w:t>
       </w:r>
     </w:p>
     <w:p>
-      <w:r/>
-      <w:r>
+      <w:pPr/>
+      <w:r>
+        <w:rPr>
+          <w:lang w:val="pt_PT" w:bidi="pt_PT"/>
+        </w:rPr>
+      </w:r>
+      <w:r>
+        <w:rPr>
+          <w:lang w:val="pt_PT" w:bidi="pt_PT"/>
+        </w:rPr>
         <w:t>Ao longo do livro, as palavras “vocês”, “vocês mesmos” e “seu”, assim como o implícito “vocês” em imperativos, são todas plurais porque Yahweh está se dirigindo aos exilados que retornaram como um grupo. A única exceção é no último versículo, onde “você” é singular porque Yahweh está falando apenas com Zorobabel. Portanto, se o seu idioma faz distinção entre “você” singular e plural, use formas plurais em toda a sua tradução, exceto no último versículo, onde a forma singular é apropriada.</w:t>
       </w:r>
     </w:p>
@@ -298,86 +607,181 @@
         <w:pStyle w:val="Heading4"/>
       </w:pPr>
       <w:r>
+        <w:rPr>
+          <w:lang w:val="pt_PT" w:bidi="pt_PT"/>
+        </w:rPr>
         <w:t>A fórmula de data do segundo oráculo</w:t>
       </w:r>
     </w:p>
     <w:p>
-      <w:r/>
-      <w:r>
+      <w:pPr/>
+      <w:r>
+        <w:rPr>
+          <w:lang w:val="pt_PT" w:bidi="pt_PT"/>
+        </w:rPr>
+      </w:r>
+      <w:r>
+        <w:rPr>
+          <w:lang w:val="pt_PT" w:bidi="pt_PT"/>
+        </w:rPr>
         <w:t xml:space="preserve">Em 1.1 e 2.10, o primeiro e o terceiro oráculos do livro são datados com dia, mês e ano. Portanto, pode ser que a referência a um ano em 1.19, “no segundo ano de Dario, o rei”, seja na verdade parte da datação do segundo oráculo, que segue imediatamente depois no texto, embora após uma divisão de capítulo e versículo. Algumas versões começam uma nova frase com essa expressão para colocar a informação sobre o “segundo ano” junto com a informação em 2.1 sobre o “sétimo mês” e o “vigésimo primeiro dia”. Algumas versões também colocam um cabeçalho de seção antes de “No segundo ano” para sugerir que um novo oráculo está começando com essa frase. Outras versões colocam a divisão de capítulo e versículo antes de “No segundo ano de Dario, o rei”, o que faz com que essa frase faça parte de 2.1. (As divisões de capítulo e versículo na Bíblia foram adicionadas muitos séculos após a Bíblia ter sido escrita, como uma ajuda para localizar passagens dentro da Bíblia. Subsequentemente, alguns tradutores e editores fizeram vários ajustes na colocação das divisões de capítulo e versículo.) Na sua tradução, apresente o material da forma que você achar mais útil para seus leitores. (Veja: </w:t>
       </w:r>
       <w:r>
+        <w:rPr>
+          <w:lang w:val="pt_PT" w:bidi="pt_PT"/>
+        </w:rPr>
         <w:t>Estrutura de Informação</w:t>
       </w:r>
       <w:r>
+        <w:rPr>
+          <w:lang w:val="pt_PT" w:bidi="pt_PT"/>
+        </w:rPr>
         <w:t>)</w:t>
       </w:r>
-      <w:r/>
-      <w:r/>
-    </w:p>
-    <w:p>
-      <w:r/>
+      <w:r>
+        <w:rPr>
+          <w:lang w:val="pt_PT" w:bidi="pt_PT"/>
+        </w:rPr>
+      </w:r>
+      <w:r>
+        <w:rPr>
+          <w:lang w:val="pt_PT" w:bidi="pt_PT"/>
+        </w:rPr>
+      </w:r>
+    </w:p>
+    <w:p>
+      <w:pPr/>
+      <w:r>
+        <w:rPr>
+          <w:lang w:val="pt_PT" w:bidi="pt_PT"/>
+        </w:rPr>
+      </w:r>
     </w:p>
     <w:p>
       <w:pPr>
         <w:pStyle w:val="Heading2"/>
       </w:pPr>
       <w:r>
+        <w:rPr>
+          <w:lang w:val="pt_PT" w:bidi="pt_PT"/>
+        </w:rPr>
         <w:t>Ageu - Introdução ao capítulo 1</w:t>
       </w:r>
-      <w:r/>
+      <w:r>
+        <w:rPr>
+          <w:lang w:val="pt_PT" w:bidi="pt_PT"/>
+        </w:rPr>
+      </w:r>
     </w:p>
     <w:p>
       <w:pPr>
         <w:pStyle w:val="Heading3"/>
       </w:pPr>
       <w:r>
+        <w:rPr>
+          <w:lang w:val="pt_PT" w:bidi="pt_PT"/>
+        </w:rPr>
         <w:t>Estrutura e formatação</w:t>
       </w:r>
     </w:p>
     <w:p>
-      <w:r/>
-      <w:r>
+      <w:pPr/>
+      <w:r>
+        <w:rPr>
+          <w:lang w:val="pt_PT" w:bidi="pt_PT"/>
+        </w:rPr>
+      </w:r>
+      <w:r>
+        <w:rPr>
+          <w:lang w:val="pt_PT" w:bidi="pt_PT"/>
+        </w:rPr>
         <w:t>Este capítulo contém o primeiro oráculo que Ageu entregou de Yahweh aos judeus que haviam retornado do exílio.</w:t>
       </w:r>
     </w:p>
     <w:p>
-      <w:r/>
-      <w:r>
+      <w:pPr/>
+      <w:r>
+        <w:rPr>
+          <w:lang w:val="pt_PT" w:bidi="pt_PT"/>
+        </w:rPr>
+      </w:r>
+      <w:r>
+        <w:rPr>
+          <w:lang w:val="pt_PT" w:bidi="pt_PT"/>
+        </w:rPr>
         <w:t>Algumas traduções posicionam cada linha de poesia mais à direita do que o restante do texto para facilitar a leitura. Algumas Bíblias fazem isso com a poesia nos versículos 4, 6 e 8–11.</w:t>
       </w:r>
-      <w:r/>
-      <w:r/>
-    </w:p>
-    <w:p>
-      <w:r/>
+      <w:r>
+        <w:rPr>
+          <w:lang w:val="pt_PT" w:bidi="pt_PT"/>
+        </w:rPr>
+      </w:r>
+      <w:r>
+        <w:rPr>
+          <w:lang w:val="pt_PT" w:bidi="pt_PT"/>
+        </w:rPr>
+      </w:r>
+    </w:p>
+    <w:p>
+      <w:pPr/>
+      <w:r>
+        <w:rPr>
+          <w:lang w:val="pt_PT" w:bidi="pt_PT"/>
+        </w:rPr>
+      </w:r>
     </w:p>
     <w:p>
       <w:pPr>
         <w:pStyle w:val="Heading2"/>
       </w:pPr>
       <w:r>
+        <w:rPr>
+          <w:lang w:val="pt_PT" w:bidi="pt_PT"/>
+        </w:rPr>
         <w:t>Ageu - Introdução ao capítulo 2</w:t>
       </w:r>
-      <w:r/>
+      <w:r>
+        <w:rPr>
+          <w:lang w:val="pt_PT" w:bidi="pt_PT"/>
+        </w:rPr>
+      </w:r>
     </w:p>
     <w:p>
       <w:pPr>
         <w:pStyle w:val="Heading3"/>
       </w:pPr>
       <w:r>
+        <w:rPr>
+          <w:lang w:val="pt_PT" w:bidi="pt_PT"/>
+        </w:rPr>
         <w:t>Estrutura e formatação</w:t>
       </w:r>
     </w:p>
     <w:p>
-      <w:r/>
-      <w:r>
+      <w:pPr/>
+      <w:r>
+        <w:rPr>
+          <w:lang w:val="pt_PT" w:bidi="pt_PT"/>
+        </w:rPr>
+      </w:r>
+      <w:r>
+        <w:rPr>
+          <w:lang w:val="pt_PT" w:bidi="pt_PT"/>
+        </w:rPr>
         <w:t>Este capítulo contém o segundo (2.1–9), terceiro (2.10–19) e quarto (2.20–23) oráculos que Ageu entregou de Yahweh aos judeus que haviam retornado do exílio.</w:t>
       </w:r>
     </w:p>
     <w:p>
-      <w:r/>
-      <w:r>
+      <w:pPr/>
+      <w:r>
+        <w:rPr>
+          <w:lang w:val="pt_PT" w:bidi="pt_PT"/>
+        </w:rPr>
+      </w:r>
+      <w:r>
+        <w:rPr>
+          <w:lang w:val="pt_PT" w:bidi="pt_PT"/>
+        </w:rPr>
         <w:t>Algumas traduções posicionam cada linha de poesia mais à direita do que o restante do texto para facilitar a leitura. Nesse capítulo, os versos 6–7 e 21–22 são poesia, portanto, podem ser posicionados dessa forma.</w:t>
       </w:r>
     </w:p>
@@ -386,6 +790,9 @@
         <w:pStyle w:val="Heading3"/>
       </w:pPr>
       <w:r>
+        <w:rPr>
+          <w:lang w:val="pt_PT" w:bidi="pt_PT"/>
+        </w:rPr>
         <w:t>Problemas de tradução nesse capítulo</w:t>
       </w:r>
     </w:p>
@@ -394,16 +801,35 @@
         <w:pStyle w:val="Heading4"/>
       </w:pPr>
       <w:r>
+        <w:rPr>
+          <w:lang w:val="pt_PT" w:bidi="pt_PT"/>
+        </w:rPr>
         <w:t>O exemplo de ensino sobre impureza (versículos 12–14)</w:t>
       </w:r>
     </w:p>
     <w:p>
-      <w:r/>
-      <w:r>
+      <w:pPr/>
+      <w:r>
+        <w:rPr>
+          <w:lang w:val="pt_PT" w:bidi="pt_PT"/>
+        </w:rPr>
+      </w:r>
+      <w:r>
+        <w:rPr>
+          <w:lang w:val="pt_PT" w:bidi="pt_PT"/>
+        </w:rPr>
         <w:t>No terceiro oráculo, Yahweh faz Ageu falar com os sacerdotes diante do povo para ensinar usando um exemplo. Ageu faz os sacerdotes confirmarem que uma pessoa em estado de santidade não transmite esse estado santo aos alimentos que toca. Ageu então faz os sacerdotes confirmarem que uma pessoa em estado de impureza transmite esse estado impuro aos alimentos que toca. Ageu então diz ao povo que Yahweh os considera impuros, significando que não estão em um estado adequado para participar do culto, porque não obedeceram a Ele e não reconstruíram o templo. Eles transmitiram esse estado impuro aos alimentos que ofereceram em sacrifício, e por isso esses sacrifícios não são aceitáveis para Yahweh. Em termos simples, a mensagem deste exemplo é que os sacrifícios que o povo está oferecendo no altar não compensam sua desobediência em não reconstruir o templo. Pelo contrário, sua desobediência em não reconstruir o templo está tornando seus sacrifícios inaceitáveis. As notas aos versículos 11–14 sugerirão maneiras de indicar esse significado em sua tradução.</w:t>
       </w:r>
-      <w:r/>
-      <w:r/>
+      <w:r>
+        <w:rPr>
+          <w:lang w:val="pt_PT" w:bidi="pt_PT"/>
+        </w:rPr>
+      </w:r>
+      <w:r>
+        <w:rPr>
+          <w:lang w:val="pt_PT" w:bidi="pt_PT"/>
+        </w:rPr>
+      </w:r>
     </w:p>
     <w:sectPr>
       <w:footnotePr>
@@ -2305,7 +2731,7 @@
     <w:rPrDefault>
       <w:rPr>
         <w:rFonts w:ascii="Times New Roman" w:eastAsia="Times New Roman" w:hAnsi="Times New Roman" w:cs="Times New Roman"/>
-        <w:lang w:val="en-US" w:eastAsia="en-US" w:bidi="ar-SA"/>
+        <w:lang w:val="pt_PT" w:eastAsia="en-US" w:bidi="ar-SA"/>
       </w:rPr>
     </w:rPrDefault>
     <w:pPrDefault/>

--- a/por/docx/37.content.docx
+++ b/por/docx/37.content.docx
@@ -28,22 +28,6 @@
       </w:r>
     </w:p>
     <w:p>
-      <w:pPr>
-        <w:pStyle w:val="Heading2"/>
-      </w:pPr>
-      <w:r>
-        <w:rPr>
-          <w:lang w:val="pt_PT" w:bidi="pt_PT"/>
-        </w:rPr>
-        <w:t>License Information</w:t>
-      </w:r>
-      <w:r>
-        <w:rPr>
-          <w:lang w:val="pt_PT" w:bidi="pt_PT"/>
-        </w:rPr>
-      </w:r>
-    </w:p>
-    <w:p>
       <w:pPr/>
       <w:r>
         <w:rPr>
@@ -55,86 +39,37 @@
           <w:b/>
           <w:lang w:val="pt_PT" w:bidi="pt_PT"/>
         </w:rPr>
-        <w:t>Notas de Tradução (unfoldingWord)</w:t>
-      </w:r>
-      <w:r>
-        <w:rPr>
-          <w:lang w:val="pt_PT" w:bidi="pt_PT"/>
-        </w:rPr>
-        <w:t xml:space="preserve"> (Portuguese) is based on</w:t>
-      </w:r>
-      <w:r>
-        <w:rPr>
-          <w:lang w:val="pt_PT" w:bidi="pt_PT"/>
-        </w:rPr>
-        <w:t xml:space="preserve">: </w:t>
-      </w:r>
-      <w:r>
-        <w:rPr>
-          <w:lang w:val="pt_PT" w:bidi="pt_PT"/>
-        </w:rPr>
         <w:t>unfoldingWord® Translation Notes</w:t>
       </w:r>
       <w:r>
         <w:rPr>
           <w:lang w:val="pt_PT" w:bidi="pt_PT"/>
         </w:rPr>
-        <w:t xml:space="preserve">, </w:t>
-      </w:r>
-      <w:hyperlink r:id="rId13">
-        <w:r>
-          <w:rPr>
-            <w:lang w:val="pt_PT" w:bidi="pt_PT"/>
-          </w:rPr>
-          <w:rPr>
-            <w:color w:val="0000EE"/>
-            <w:u w:val="single"/>
-          </w:rPr>
-          <w:t>unfoldingWord</w:t>
-        </w:r>
-      </w:hyperlink>
-      <w:r>
-        <w:rPr>
-          <w:lang w:val="pt_PT" w:bidi="pt_PT"/>
-        </w:rPr>
-        <w:t xml:space="preserve">, 2022, which is licensed under a </w:t>
-      </w:r>
-      <w:hyperlink r:id="rId14">
-        <w:r>
-          <w:rPr>
-            <w:lang w:val="pt_PT" w:bidi="pt_PT"/>
-          </w:rPr>
-          <w:rPr>
-            <w:color w:val="0000EE"/>
-            <w:u w:val="single"/>
-          </w:rPr>
-          <w:t>CC BY-SA 4.0 license</w:t>
-        </w:r>
-      </w:hyperlink>
-      <w:r>
-        <w:rPr>
-          <w:lang w:val="pt_PT" w:bidi="pt_PT"/>
-        </w:rPr>
-        <w:t>.</w:t>
-      </w:r>
-      <w:r>
-        <w:rPr>
-          <w:lang w:val="pt_PT" w:bidi="pt_PT"/>
-        </w:rPr>
-      </w:r>
-    </w:p>
-    <w:p>
-      <w:pPr/>
-      <w:r>
-        <w:rPr>
-          <w:lang w:val="pt_PT" w:bidi="pt_PT"/>
-        </w:rPr>
-      </w:r>
-      <w:r>
-        <w:rPr>
-          <w:lang w:val="pt_PT" w:bidi="pt_PT"/>
-        </w:rPr>
-        <w:t>This PDF version is provided under the same license.</w:t>
+        <w:t xml:space="preserve"> © 2022 unfoldingWord. Released under CC BY-SA 4.0 license. </w:t>
+      </w:r>
+      <w:r>
+        <w:rPr>
+          <w:lang w:val="pt_PT" w:bidi="pt_PT"/>
+        </w:rPr>
+        <w:t>unfoldingWord® Translation Notes</w:t>
+      </w:r>
+      <w:r>
+        <w:rPr>
+          <w:lang w:val="pt_PT" w:bidi="pt_PT"/>
+        </w:rPr>
+        <w:t xml:space="preserve"> has been adapted in the following languages: Tok Pisin, Arabic (عربي), French (Français), Hindi (हिंदी), Indonesian (Bahasa Indonesia), Portuguese (Português), Russian (Русский), Spanish (Español), Swahili (Kiswahili), and Simplified Chinese (简体中文) from </w:t>
+      </w:r>
+      <w:r>
+        <w:rPr>
+          <w:lang w:val="pt_PT" w:bidi="pt_PT"/>
+        </w:rPr>
+        <w:t>unfoldingWord® Translation Notes</w:t>
+      </w:r>
+      <w:r>
+        <w:rPr>
+          <w:lang w:val="pt_PT" w:bidi="pt_PT"/>
+        </w:rPr>
+        <w:t xml:space="preserve"> © 2022 unfoldingWord. Released under CC BY-SA 4.0 license by Mission Mutual</w:t>
       </w:r>
       <w:r>
         <w:rPr>

--- a/por/docx/37.content.docx
+++ b/por/docx/37.content.docx
@@ -28,6 +28,22 @@
       </w:r>
     </w:p>
     <w:p>
+      <w:pPr>
+        <w:pStyle w:val="Heading2"/>
+      </w:pPr>
+      <w:r>
+        <w:rPr>
+          <w:lang w:val="pt_PT" w:bidi="pt_PT"/>
+        </w:rPr>
+        <w:t>License Information</w:t>
+      </w:r>
+      <w:r>
+        <w:rPr>
+          <w:lang w:val="pt_PT" w:bidi="pt_PT"/>
+        </w:rPr>
+      </w:r>
+    </w:p>
+    <w:p>
       <w:pPr/>
       <w:r>
         <w:rPr>
@@ -39,37 +55,86 @@
           <w:b/>
           <w:lang w:val="pt_PT" w:bidi="pt_PT"/>
         </w:rPr>
+        <w:t>Notas de Tradução (unfoldingWord)</w:t>
+      </w:r>
+      <w:r>
+        <w:rPr>
+          <w:lang w:val="pt_PT" w:bidi="pt_PT"/>
+        </w:rPr>
+        <w:t xml:space="preserve"> (Portuguese) is based on</w:t>
+      </w:r>
+      <w:r>
+        <w:rPr>
+          <w:lang w:val="pt_PT" w:bidi="pt_PT"/>
+        </w:rPr>
+        <w:t xml:space="preserve">: </w:t>
+      </w:r>
+      <w:r>
+        <w:rPr>
+          <w:lang w:val="pt_PT" w:bidi="pt_PT"/>
+        </w:rPr>
         <w:t>unfoldingWord® Translation Notes</w:t>
       </w:r>
       <w:r>
         <w:rPr>
           <w:lang w:val="pt_PT" w:bidi="pt_PT"/>
         </w:rPr>
-        <w:t xml:space="preserve"> © 2022 unfoldingWord. Released under CC BY-SA 4.0 license. </w:t>
-      </w:r>
-      <w:r>
-        <w:rPr>
-          <w:lang w:val="pt_PT" w:bidi="pt_PT"/>
-        </w:rPr>
-        <w:t>unfoldingWord® Translation Notes</w:t>
-      </w:r>
-      <w:r>
-        <w:rPr>
-          <w:lang w:val="pt_PT" w:bidi="pt_PT"/>
-        </w:rPr>
-        <w:t xml:space="preserve"> has been adapted in the following languages: Tok Pisin, Arabic (عربي), French (Français), Hindi (हिंदी), Indonesian (Bahasa Indonesia), Portuguese (Português), Russian (Русский), Spanish (Español), Swahili (Kiswahili), and Simplified Chinese (简体中文) from </w:t>
-      </w:r>
-      <w:r>
-        <w:rPr>
-          <w:lang w:val="pt_PT" w:bidi="pt_PT"/>
-        </w:rPr>
-        <w:t>unfoldingWord® Translation Notes</w:t>
-      </w:r>
-      <w:r>
-        <w:rPr>
-          <w:lang w:val="pt_PT" w:bidi="pt_PT"/>
-        </w:rPr>
-        <w:t xml:space="preserve"> © 2022 unfoldingWord. Released under CC BY-SA 4.0 license by Mission Mutual</w:t>
+        <w:t xml:space="preserve">, </w:t>
+      </w:r>
+      <w:hyperlink r:id="rId13">
+        <w:r>
+          <w:rPr>
+            <w:lang w:val="pt_PT" w:bidi="pt_PT"/>
+          </w:rPr>
+          <w:rPr>
+            <w:color w:val="0000EE"/>
+            <w:u w:val="single"/>
+          </w:rPr>
+          <w:t>unfoldingWord</w:t>
+        </w:r>
+      </w:hyperlink>
+      <w:r>
+        <w:rPr>
+          <w:lang w:val="pt_PT" w:bidi="pt_PT"/>
+        </w:rPr>
+        <w:t xml:space="preserve">, 2022, which is licensed under a </w:t>
+      </w:r>
+      <w:hyperlink r:id="rId14">
+        <w:r>
+          <w:rPr>
+            <w:lang w:val="pt_PT" w:bidi="pt_PT"/>
+          </w:rPr>
+          <w:rPr>
+            <w:color w:val="0000EE"/>
+            <w:u w:val="single"/>
+          </w:rPr>
+          <w:t>CC BY-SA 4.0 license</w:t>
+        </w:r>
+      </w:hyperlink>
+      <w:r>
+        <w:rPr>
+          <w:lang w:val="pt_PT" w:bidi="pt_PT"/>
+        </w:rPr>
+        <w:t>.</w:t>
+      </w:r>
+      <w:r>
+        <w:rPr>
+          <w:lang w:val="pt_PT" w:bidi="pt_PT"/>
+        </w:rPr>
+      </w:r>
+    </w:p>
+    <w:p>
+      <w:pPr/>
+      <w:r>
+        <w:rPr>
+          <w:lang w:val="pt_PT" w:bidi="pt_PT"/>
+        </w:rPr>
+      </w:r>
+      <w:r>
+        <w:rPr>
+          <w:lang w:val="pt_PT" w:bidi="pt_PT"/>
+        </w:rPr>
+        <w:t>This PDF version is provided under the same license.</w:t>
       </w:r>
       <w:r>
         <w:rPr>

--- a/por/docx/37.content.docx
+++ b/por/docx/37.content.docx
@@ -141,13 +141,6 @@
         <w:rPr>
           <w:lang w:val="pt_PT" w:bidi="pt_PT"/>
         </w:rPr>
-      </w:r>
-      <w:r>
-        <w:rPr>
-          <w:i/>
-          <w:lang w:val="pt_PT" w:bidi="pt_PT"/>
-        </w:rPr>
-        <w:t>Ageu - Introdução, Ageu - Introdução ao capítulo 1, Ageu - Introdução ao capítulo 2</w:t>
       </w:r>
       <w:r>
         <w:rPr>

--- a/por/docx/37.content.docx
+++ b/por/docx/37.content.docx
@@ -19,7 +19,7 @@
         <w:rPr>
           <w:lang w:val="pt_PT" w:bidi="pt_PT"/>
         </w:rPr>
-        <w:t>Resource: Notas de Tradução (unfoldingWord)</w:t>
+        <w:t>Resource: unfoldingWord® Translation Notes</w:t>
       </w:r>
       <w:r>
         <w:rPr>
@@ -90,7 +90,7 @@
         <w:rPr>
           <w:lang w:val="pt_PT" w:bidi="pt_PT"/>
         </w:rPr>
-        <w:t>Notas de Tradução (unfoldingWord)</w:t>
+        <w:t>unfoldingWord® Translation Notes</w:t>
       </w:r>
     </w:p>
     <w:p>

--- a/por/docx/37.content.docx
+++ b/por/docx/37.content.docx
@@ -580,6 +580,79 @@
         <w:rPr>
           <w:lang w:val="pt_PT" w:bidi="pt_PT"/>
         </w:rPr>
+        <w:t>Ageu - Introdução ao capítulo 1</w:t>
+      </w:r>
+      <w:r>
+        <w:rPr>
+          <w:lang w:val="pt_PT" w:bidi="pt_PT"/>
+        </w:rPr>
+      </w:r>
+    </w:p>
+    <w:p>
+      <w:pPr>
+        <w:pStyle w:val="Heading3"/>
+      </w:pPr>
+      <w:r>
+        <w:rPr>
+          <w:lang w:val="pt_PT" w:bidi="pt_PT"/>
+        </w:rPr>
+        <w:t>Estrutura e formatação</w:t>
+      </w:r>
+    </w:p>
+    <w:p>
+      <w:pPr/>
+      <w:r>
+        <w:rPr>
+          <w:lang w:val="pt_PT" w:bidi="pt_PT"/>
+        </w:rPr>
+      </w:r>
+      <w:r>
+        <w:rPr>
+          <w:lang w:val="pt_PT" w:bidi="pt_PT"/>
+        </w:rPr>
+        <w:t>Este capítulo contém o primeiro oráculo que Ageu entregou de Yahweh aos judeus que haviam retornado do exílio.</w:t>
+      </w:r>
+    </w:p>
+    <w:p>
+      <w:pPr/>
+      <w:r>
+        <w:rPr>
+          <w:lang w:val="pt_PT" w:bidi="pt_PT"/>
+        </w:rPr>
+      </w:r>
+      <w:r>
+        <w:rPr>
+          <w:lang w:val="pt_PT" w:bidi="pt_PT"/>
+        </w:rPr>
+        <w:t>Algumas traduções posicionam cada linha de poesia mais à direita do que o restante do texto para facilitar a leitura. Algumas Bíblias fazem isso com a poesia nos versículos 4, 6 e 8–11.</w:t>
+      </w:r>
+      <w:r>
+        <w:rPr>
+          <w:lang w:val="pt_PT" w:bidi="pt_PT"/>
+        </w:rPr>
+      </w:r>
+      <w:r>
+        <w:rPr>
+          <w:lang w:val="pt_PT" w:bidi="pt_PT"/>
+        </w:rPr>
+      </w:r>
+    </w:p>
+    <w:p>
+      <w:pPr/>
+      <w:r>
+        <w:rPr>
+          <w:lang w:val="pt_PT" w:bidi="pt_PT"/>
+        </w:rPr>
+      </w:r>
+    </w:p>
+    <w:p>
+      <w:pPr>
+        <w:pStyle w:val="Heading2"/>
+      </w:pPr>
+      <w:r>
+        <w:rPr>
+          <w:lang w:val="pt_PT" w:bidi="pt_PT"/>
+        </w:rPr>
         <w:t>Ageu 1.1 (#1)</w:t>
       </w:r>
       <w:r>
@@ -6116,6 +6189,115 @@
         <w:rPr>
           <w:lang w:val="pt_PT" w:bidi="pt_PT"/>
         </w:rPr>
+        <w:t>Ageu - Introdução ao capítulo 2</w:t>
+      </w:r>
+      <w:r>
+        <w:rPr>
+          <w:lang w:val="pt_PT" w:bidi="pt_PT"/>
+        </w:rPr>
+      </w:r>
+    </w:p>
+    <w:p>
+      <w:pPr>
+        <w:pStyle w:val="Heading3"/>
+      </w:pPr>
+      <w:r>
+        <w:rPr>
+          <w:lang w:val="pt_PT" w:bidi="pt_PT"/>
+        </w:rPr>
+        <w:t>Estrutura e formatação</w:t>
+      </w:r>
+    </w:p>
+    <w:p>
+      <w:pPr/>
+      <w:r>
+        <w:rPr>
+          <w:lang w:val="pt_PT" w:bidi="pt_PT"/>
+        </w:rPr>
+      </w:r>
+      <w:r>
+        <w:rPr>
+          <w:lang w:val="pt_PT" w:bidi="pt_PT"/>
+        </w:rPr>
+        <w:t>Este capítulo contém o segundo (2.1–9), terceiro (2.10–19) e quarto (2.20–23) oráculos que Ageu entregou de Yahweh aos judeus que haviam retornado do exílio.</w:t>
+      </w:r>
+    </w:p>
+    <w:p>
+      <w:pPr/>
+      <w:r>
+        <w:rPr>
+          <w:lang w:val="pt_PT" w:bidi="pt_PT"/>
+        </w:rPr>
+      </w:r>
+      <w:r>
+        <w:rPr>
+          <w:lang w:val="pt_PT" w:bidi="pt_PT"/>
+        </w:rPr>
+        <w:t>Algumas traduções posicionam cada linha de poesia mais à direita do que o restante do texto para facilitar a leitura. Nesse capítulo, os versos 6–7 e 21–22 são poesia, portanto, podem ser posicionados dessa forma.</w:t>
+      </w:r>
+    </w:p>
+    <w:p>
+      <w:pPr>
+        <w:pStyle w:val="Heading3"/>
+      </w:pPr>
+      <w:r>
+        <w:rPr>
+          <w:lang w:val="pt_PT" w:bidi="pt_PT"/>
+        </w:rPr>
+        <w:t>Problemas de tradução nesse capítulo</w:t>
+      </w:r>
+    </w:p>
+    <w:p>
+      <w:pPr>
+        <w:pStyle w:val="Heading4"/>
+      </w:pPr>
+      <w:r>
+        <w:rPr>
+          <w:lang w:val="pt_PT" w:bidi="pt_PT"/>
+        </w:rPr>
+        <w:t>O exemplo de ensino sobre impureza (versículos 12–14)</w:t>
+      </w:r>
+    </w:p>
+    <w:p>
+      <w:pPr/>
+      <w:r>
+        <w:rPr>
+          <w:lang w:val="pt_PT" w:bidi="pt_PT"/>
+        </w:rPr>
+      </w:r>
+      <w:r>
+        <w:rPr>
+          <w:lang w:val="pt_PT" w:bidi="pt_PT"/>
+        </w:rPr>
+        <w:t>No terceiro oráculo, Yahweh faz Ageu falar com os sacerdotes diante do povo para ensinar usando um exemplo. Ageu faz os sacerdotes confirmarem que uma pessoa em estado de santidade não transmite esse estado santo aos alimentos que toca. Ageu então faz os sacerdotes confirmarem que uma pessoa em estado de impureza transmite esse estado impuro aos alimentos que toca. Ageu então diz ao povo que Yahweh os considera impuros, significando que não estão em um estado adequado para participar do culto, porque não obedeceram a Ele e não reconstruíram o templo. Eles transmitiram esse estado impuro aos alimentos que ofereceram em sacrifício, e por isso esses sacrifícios não são aceitáveis para Yahweh. Em termos simples, a mensagem deste exemplo é que os sacrifícios que o povo está oferecendo no altar não compensam sua desobediência em não reconstruir o templo. Pelo contrário, sua desobediência em não reconstruir o templo está tornando seus sacrifícios inaceitáveis. As notas aos versículos 11–14 sugerirão maneiras de indicar esse significado em sua tradução.</w:t>
+      </w:r>
+      <w:r>
+        <w:rPr>
+          <w:lang w:val="pt_PT" w:bidi="pt_PT"/>
+        </w:rPr>
+      </w:r>
+      <w:r>
+        <w:rPr>
+          <w:lang w:val="pt_PT" w:bidi="pt_PT"/>
+        </w:rPr>
+      </w:r>
+    </w:p>
+    <w:p>
+      <w:pPr/>
+      <w:r>
+        <w:rPr>
+          <w:lang w:val="pt_PT" w:bidi="pt_PT"/>
+        </w:rPr>
+      </w:r>
+    </w:p>
+    <w:p>
+      <w:pPr>
+        <w:pStyle w:val="Heading2"/>
+      </w:pPr>
+      <w:r>
+        <w:rPr>
+          <w:lang w:val="pt_PT" w:bidi="pt_PT"/>
+        </w:rPr>
         <w:t>Ageu 2.1 (#1)</w:t>
       </w:r>
       <w:r>
@@ -15969,188 +16151,6 @@
           <w:lang w:val="pt_PT" w:bidi="pt_PT"/>
         </w:rPr>
         <w:t>Símile.</w:t>
-      </w:r>
-      <w:r>
-        <w:rPr>
-          <w:lang w:val="pt_PT" w:bidi="pt_PT"/>
-        </w:rPr>
-      </w:r>
-      <w:r>
-        <w:rPr>
-          <w:lang w:val="pt_PT" w:bidi="pt_PT"/>
-        </w:rPr>
-      </w:r>
-    </w:p>
-    <w:p>
-      <w:pPr/>
-      <w:r>
-        <w:rPr>
-          <w:lang w:val="pt_PT" w:bidi="pt_PT"/>
-        </w:rPr>
-      </w:r>
-    </w:p>
-    <w:p>
-      <w:pPr>
-        <w:pStyle w:val="Heading2"/>
-      </w:pPr>
-      <w:r>
-        <w:rPr>
-          <w:lang w:val="pt_PT" w:bidi="pt_PT"/>
-        </w:rPr>
-        <w:t>Ageu - Introdução ao capítulo 1</w:t>
-      </w:r>
-      <w:r>
-        <w:rPr>
-          <w:lang w:val="pt_PT" w:bidi="pt_PT"/>
-        </w:rPr>
-      </w:r>
-    </w:p>
-    <w:p>
-      <w:pPr>
-        <w:pStyle w:val="Heading3"/>
-      </w:pPr>
-      <w:r>
-        <w:rPr>
-          <w:lang w:val="pt_PT" w:bidi="pt_PT"/>
-        </w:rPr>
-        <w:t>Estrutura e formatação</w:t>
-      </w:r>
-    </w:p>
-    <w:p>
-      <w:pPr/>
-      <w:r>
-        <w:rPr>
-          <w:lang w:val="pt_PT" w:bidi="pt_PT"/>
-        </w:rPr>
-      </w:r>
-      <w:r>
-        <w:rPr>
-          <w:lang w:val="pt_PT" w:bidi="pt_PT"/>
-        </w:rPr>
-        <w:t>Este capítulo contém o primeiro oráculo que Ageu entregou de Yahweh aos judeus que haviam retornado do exílio.</w:t>
-      </w:r>
-    </w:p>
-    <w:p>
-      <w:pPr/>
-      <w:r>
-        <w:rPr>
-          <w:lang w:val="pt_PT" w:bidi="pt_PT"/>
-        </w:rPr>
-      </w:r>
-      <w:r>
-        <w:rPr>
-          <w:lang w:val="pt_PT" w:bidi="pt_PT"/>
-        </w:rPr>
-        <w:t>Algumas traduções posicionam cada linha de poesia mais à direita do que o restante do texto para facilitar a leitura. Algumas Bíblias fazem isso com a poesia nos versículos 4, 6 e 8–11.</w:t>
-      </w:r>
-      <w:r>
-        <w:rPr>
-          <w:lang w:val="pt_PT" w:bidi="pt_PT"/>
-        </w:rPr>
-      </w:r>
-      <w:r>
-        <w:rPr>
-          <w:lang w:val="pt_PT" w:bidi="pt_PT"/>
-        </w:rPr>
-      </w:r>
-    </w:p>
-    <w:p>
-      <w:pPr/>
-      <w:r>
-        <w:rPr>
-          <w:lang w:val="pt_PT" w:bidi="pt_PT"/>
-        </w:rPr>
-      </w:r>
-    </w:p>
-    <w:p>
-      <w:pPr>
-        <w:pStyle w:val="Heading2"/>
-      </w:pPr>
-      <w:r>
-        <w:rPr>
-          <w:lang w:val="pt_PT" w:bidi="pt_PT"/>
-        </w:rPr>
-        <w:t>Ageu - Introdução ao capítulo 2</w:t>
-      </w:r>
-      <w:r>
-        <w:rPr>
-          <w:lang w:val="pt_PT" w:bidi="pt_PT"/>
-        </w:rPr>
-      </w:r>
-    </w:p>
-    <w:p>
-      <w:pPr>
-        <w:pStyle w:val="Heading3"/>
-      </w:pPr>
-      <w:r>
-        <w:rPr>
-          <w:lang w:val="pt_PT" w:bidi="pt_PT"/>
-        </w:rPr>
-        <w:t>Estrutura e formatação</w:t>
-      </w:r>
-    </w:p>
-    <w:p>
-      <w:pPr/>
-      <w:r>
-        <w:rPr>
-          <w:lang w:val="pt_PT" w:bidi="pt_PT"/>
-        </w:rPr>
-      </w:r>
-      <w:r>
-        <w:rPr>
-          <w:lang w:val="pt_PT" w:bidi="pt_PT"/>
-        </w:rPr>
-        <w:t>Este capítulo contém o segundo (2.1–9), terceiro (2.10–19) e quarto (2.20–23) oráculos que Ageu entregou de Yahweh aos judeus que haviam retornado do exílio.</w:t>
-      </w:r>
-    </w:p>
-    <w:p>
-      <w:pPr/>
-      <w:r>
-        <w:rPr>
-          <w:lang w:val="pt_PT" w:bidi="pt_PT"/>
-        </w:rPr>
-      </w:r>
-      <w:r>
-        <w:rPr>
-          <w:lang w:val="pt_PT" w:bidi="pt_PT"/>
-        </w:rPr>
-        <w:t>Algumas traduções posicionam cada linha de poesia mais à direita do que o restante do texto para facilitar a leitura. Nesse capítulo, os versos 6–7 e 21–22 são poesia, portanto, podem ser posicionados dessa forma.</w:t>
-      </w:r>
-    </w:p>
-    <w:p>
-      <w:pPr>
-        <w:pStyle w:val="Heading3"/>
-      </w:pPr>
-      <w:r>
-        <w:rPr>
-          <w:lang w:val="pt_PT" w:bidi="pt_PT"/>
-        </w:rPr>
-        <w:t>Problemas de tradução nesse capítulo</w:t>
-      </w:r>
-    </w:p>
-    <w:p>
-      <w:pPr>
-        <w:pStyle w:val="Heading4"/>
-      </w:pPr>
-      <w:r>
-        <w:rPr>
-          <w:lang w:val="pt_PT" w:bidi="pt_PT"/>
-        </w:rPr>
-        <w:t>O exemplo de ensino sobre impureza (versículos 12–14)</w:t>
-      </w:r>
-    </w:p>
-    <w:p>
-      <w:pPr/>
-      <w:r>
-        <w:rPr>
-          <w:lang w:val="pt_PT" w:bidi="pt_PT"/>
-        </w:rPr>
-      </w:r>
-      <w:r>
-        <w:rPr>
-          <w:lang w:val="pt_PT" w:bidi="pt_PT"/>
-        </w:rPr>
-        <w:t>No terceiro oráculo, Yahweh faz Ageu falar com os sacerdotes diante do povo para ensinar usando um exemplo. Ageu faz os sacerdotes confirmarem que uma pessoa em estado de santidade não transmite esse estado santo aos alimentos que toca. Ageu então faz os sacerdotes confirmarem que uma pessoa em estado de impureza transmite esse estado impuro aos alimentos que toca. Ageu então diz ao povo que Yahweh os considera impuros, significando que não estão em um estado adequado para participar do culto, porque não obedeceram a Ele e não reconstruíram o templo. Eles transmitiram esse estado impuro aos alimentos que ofereceram em sacrifício, e por isso esses sacrifícios não são aceitáveis para Yahweh. Em termos simples, a mensagem deste exemplo é que os sacrifícios que o povo está oferecendo no altar não compensam sua desobediência em não reconstruir o templo. Pelo contrário, sua desobediência em não reconstruir o templo está tornando seus sacrifícios inaceitáveis. As notas aos versículos 11–14 sugerirão maneiras de indicar esse significado em sua tradução.</w:t>
       </w:r>
       <w:r>
         <w:rPr>

--- a/por/docx/37.content.docx
+++ b/por/docx/37.content.docx
@@ -670,6 +670,20 @@
       </w:r>
       <w:r>
         <w:rPr>
+          <w:lang w:val="pt_PT" w:bidi="pt_PT"/>
+        </w:rPr>
+        <w:t>בִּ⁠שְׁנַ֤ת שְׁתַּ֨יִם֙ לְ⁠דָרְיָ֣וֶשׁ הַ⁠מֶּ֔לֶךְ</w:t>
+      </w:r>
+    </w:p>
+    <w:p>
+      <w:pPr/>
+      <w:r>
+        <w:rPr>
+          <w:lang w:val="pt_PT" w:bidi="pt_PT"/>
+        </w:rPr>
+      </w:r>
+      <w:r>
+        <w:rPr>
           <w:b/>
           <w:lang w:val="pt_PT" w:bidi="pt_PT"/>
         </w:rPr>
@@ -1080,6 +1094,20 @@
       </w:r>
       <w:r>
         <w:rPr>
+          <w:lang w:val="pt_PT" w:bidi="pt_PT"/>
+        </w:rPr>
+        <w:t>דְבַר־יְהוָ֜ה</w:t>
+      </w:r>
+    </w:p>
+    <w:p>
+      <w:pPr/>
+      <w:r>
+        <w:rPr>
+          <w:lang w:val="pt_PT" w:bidi="pt_PT"/>
+        </w:rPr>
+      </w:r>
+      <w:r>
+        <w:rPr>
           <w:b/>
           <w:lang w:val="pt_PT" w:bidi="pt_PT"/>
         </w:rPr>
@@ -1285,6 +1313,20 @@
       </w:r>
       <w:r>
         <w:rPr>
+          <w:lang w:val="pt_PT" w:bidi="pt_PT"/>
+        </w:rPr>
+        <w:t>יְהוָ֥ה צְבָא֖וֹת</w:t>
+      </w:r>
+    </w:p>
+    <w:p>
+      <w:pPr/>
+      <w:r>
+        <w:rPr>
+          <w:lang w:val="pt_PT" w:bidi="pt_PT"/>
+        </w:rPr>
+      </w:r>
+      <w:r>
+        <w:rPr>
           <w:b/>
           <w:lang w:val="pt_PT" w:bidi="pt_PT"/>
         </w:rPr>
@@ -1394,6 +1436,20 @@
       </w:r>
       <w:r>
         <w:rPr>
+          <w:lang w:val="pt_PT" w:bidi="pt_PT"/>
+        </w:rPr>
+        <w:t>הָ⁠עָ֤ם הַ⁠זֶּה֙</w:t>
+      </w:r>
+    </w:p>
+    <w:p>
+      <w:pPr/>
+      <w:r>
+        <w:rPr>
+          <w:lang w:val="pt_PT" w:bidi="pt_PT"/>
+        </w:rPr>
+      </w:r>
+      <w:r>
+        <w:rPr>
           <w:b/>
           <w:lang w:val="pt_PT" w:bidi="pt_PT"/>
         </w:rPr>
@@ -1479,6 +1535,20 @@
         <w:rPr>
           <w:lang w:val="pt_PT" w:bidi="pt_PT"/>
         </w:rPr>
+      </w:r>
+    </w:p>
+    <w:p>
+      <w:pPr/>
+      <w:r>
+        <w:rPr>
+          <w:lang w:val="pt_PT" w:bidi="pt_PT"/>
+        </w:rPr>
+      </w:r>
+      <w:r>
+        <w:rPr>
+          <w:lang w:val="pt_PT" w:bidi="pt_PT"/>
+        </w:rPr>
+        <w:t>עֶת־בֵּ֥ית יְהוָ֖ה</w:t>
       </w:r>
     </w:p>
     <w:p>
@@ -1809,6 +1879,20 @@
       </w:r>
       <w:r>
         <w:rPr>
+          <w:lang w:val="pt_PT" w:bidi="pt_PT"/>
+        </w:rPr>
+        <w:t>לָ⁠כֶם֙ אַתֶּ֔ם &amp; בְּ⁠בָתֵּי⁠כֶ֣ם</w:t>
+      </w:r>
+    </w:p>
+    <w:p>
+      <w:pPr/>
+      <w:r>
+        <w:rPr>
+          <w:lang w:val="pt_PT" w:bidi="pt_PT"/>
+        </w:rPr>
+      </w:r>
+      <w:r>
+        <w:rPr>
           <w:b/>
           <w:lang w:val="pt_PT" w:bidi="pt_PT"/>
         </w:rPr>
@@ -1944,6 +2028,20 @@
       </w:r>
       <w:r>
         <w:rPr>
+          <w:lang w:val="pt_PT" w:bidi="pt_PT"/>
+        </w:rPr>
+        <w:t>סְפוּנִ֑ים</w:t>
+      </w:r>
+    </w:p>
+    <w:p>
+      <w:pPr/>
+      <w:r>
+        <w:rPr>
+          <w:lang w:val="pt_PT" w:bidi="pt_PT"/>
+        </w:rPr>
+      </w:r>
+      <w:r>
+        <w:rPr>
           <w:b/>
           <w:lang w:val="pt_PT" w:bidi="pt_PT"/>
         </w:rPr>
@@ -2136,6 +2234,20 @@
       </w:r>
       <w:r>
         <w:rPr>
+          <w:lang w:val="pt_PT" w:bidi="pt_PT"/>
+        </w:rPr>
+        <w:t>שִׂ֥ימוּ לְבַבְ⁠כֶ֖ם עַל־דַּרְכֵי⁠כֶֽם</w:t>
+      </w:r>
+    </w:p>
+    <w:p>
+      <w:pPr/>
+      <w:r>
+        <w:rPr>
+          <w:lang w:val="pt_PT" w:bidi="pt_PT"/>
+        </w:rPr>
+      </w:r>
+      <w:r>
+        <w:rPr>
           <w:b/>
           <w:lang w:val="pt_PT" w:bidi="pt_PT"/>
         </w:rPr>
@@ -2245,6 +2357,20 @@
       </w:r>
       <w:r>
         <w:rPr>
+          <w:lang w:val="pt_PT" w:bidi="pt_PT"/>
+        </w:rPr>
+        <w:t>לְבַבְ⁠כֶ֖ם</w:t>
+      </w:r>
+    </w:p>
+    <w:p>
+      <w:pPr/>
+      <w:r>
+        <w:rPr>
+          <w:lang w:val="pt_PT" w:bidi="pt_PT"/>
+        </w:rPr>
+      </w:r>
+      <w:r>
+        <w:rPr>
           <w:b/>
           <w:lang w:val="pt_PT" w:bidi="pt_PT"/>
         </w:rPr>
@@ -2354,6 +2480,20 @@
       </w:r>
       <w:r>
         <w:rPr>
+          <w:lang w:val="pt_PT" w:bidi="pt_PT"/>
+        </w:rPr>
+        <w:t>דַּרְכֵי⁠כֶֽם</w:t>
+      </w:r>
+    </w:p>
+    <w:p>
+      <w:pPr/>
+      <w:r>
+        <w:rPr>
+          <w:lang w:val="pt_PT" w:bidi="pt_PT"/>
+        </w:rPr>
+      </w:r>
+      <w:r>
+        <w:rPr>
           <w:b/>
           <w:lang w:val="pt_PT" w:bidi="pt_PT"/>
         </w:rPr>
@@ -2463,6 +2603,20 @@
       </w:r>
       <w:r>
         <w:rPr>
+          <w:lang w:val="pt_PT" w:bidi="pt_PT"/>
+        </w:rPr>
+        <w:t>וְ⁠אֵין־לְ⁠שָׂבְעָה֙</w:t>
+      </w:r>
+    </w:p>
+    <w:p>
+      <w:pPr/>
+      <w:r>
+        <w:rPr>
+          <w:lang w:val="pt_PT" w:bidi="pt_PT"/>
+        </w:rPr>
+      </w:r>
+      <w:r>
+        <w:rPr>
           <w:b/>
           <w:lang w:val="pt_PT" w:bidi="pt_PT"/>
         </w:rPr>
@@ -2559,6 +2713,20 @@
       </w:r>
       <w:r>
         <w:rPr>
+          <w:lang w:val="pt_PT" w:bidi="pt_PT"/>
+        </w:rPr>
+        <w:t>וְ⁠אֵין־לְ⁠שָׁכְרָ֔ה</w:t>
+      </w:r>
+    </w:p>
+    <w:p>
+      <w:pPr/>
+      <w:r>
+        <w:rPr>
+          <w:lang w:val="pt_PT" w:bidi="pt_PT"/>
+        </w:rPr>
+      </w:r>
+      <w:r>
+        <w:rPr>
           <w:b/>
           <w:lang w:val="pt_PT" w:bidi="pt_PT"/>
         </w:rPr>
@@ -2808,6 +2976,20 @@
       </w:r>
       <w:r>
         <w:rPr>
+          <w:lang w:val="pt_PT" w:bidi="pt_PT"/>
+        </w:rPr>
+        <w:t>וְ⁠הַ֨⁠מִּשְׂתַּכֵּ֔ר מִשְׂתַּכֵּ֖ר אֶל־צְר֥וֹר נָקֽוּב</w:t>
+      </w:r>
+    </w:p>
+    <w:p>
+      <w:pPr/>
+      <w:r>
+        <w:rPr>
+          <w:lang w:val="pt_PT" w:bidi="pt_PT"/>
+        </w:rPr>
+      </w:r>
+      <w:r>
+        <w:rPr>
           <w:b/>
           <w:lang w:val="pt_PT" w:bidi="pt_PT"/>
         </w:rPr>
@@ -2919,6 +3101,20 @@
         <w:rPr>
           <w:lang w:val="pt_PT" w:bidi="pt_PT"/>
         </w:rPr>
+      </w:r>
+    </w:p>
+    <w:p>
+      <w:pPr/>
+      <w:r>
+        <w:rPr>
+          <w:lang w:val="pt_PT" w:bidi="pt_PT"/>
+        </w:rPr>
+      </w:r>
+      <w:r>
+        <w:rPr>
+          <w:lang w:val="pt_PT" w:bidi="pt_PT"/>
+        </w:rPr>
+        <w:t>צְר֥וֹר נָקֽוּב</w:t>
       </w:r>
     </w:p>
     <w:p>
@@ -3306,6 +3502,20 @@
       </w:r>
       <w:r>
         <w:rPr>
+          <w:lang w:val="pt_PT" w:bidi="pt_PT"/>
+        </w:rPr>
+        <w:t>הָ⁠הָ֛ר</w:t>
+      </w:r>
+    </w:p>
+    <w:p>
+      <w:pPr/>
+      <w:r>
+        <w:rPr>
+          <w:lang w:val="pt_PT" w:bidi="pt_PT"/>
+        </w:rPr>
+      </w:r>
+      <w:r>
+        <w:rPr>
           <w:b/>
           <w:lang w:val="pt_PT" w:bidi="pt_PT"/>
         </w:rPr>
@@ -3415,6 +3625,20 @@
       </w:r>
       <w:r>
         <w:rPr>
+          <w:lang w:val="pt_PT" w:bidi="pt_PT"/>
+        </w:rPr>
+        <w:t>ו⁠אכבד</w:t>
+      </w:r>
+    </w:p>
+    <w:p>
+      <w:pPr/>
+      <w:r>
+        <w:rPr>
+          <w:lang w:val="pt_PT" w:bidi="pt_PT"/>
+        </w:rPr>
+      </w:r>
+      <w:r>
+        <w:rPr>
           <w:b/>
           <w:lang w:val="pt_PT" w:bidi="pt_PT"/>
         </w:rPr>
@@ -3607,6 +3831,20 @@
       </w:r>
       <w:r>
         <w:rPr>
+          <w:lang w:val="pt_PT" w:bidi="pt_PT"/>
+        </w:rPr>
+        <w:t>וְ⁠הִנֵּ֣ה</w:t>
+      </w:r>
+    </w:p>
+    <w:p>
+      <w:pPr/>
+      <w:r>
+        <w:rPr>
+          <w:lang w:val="pt_PT" w:bidi="pt_PT"/>
+        </w:rPr>
+      </w:r>
+      <w:r>
+        <w:rPr>
           <w:b/>
           <w:lang w:val="pt_PT" w:bidi="pt_PT"/>
         </w:rPr>
@@ -3716,6 +3954,20 @@
       </w:r>
       <w:r>
         <w:rPr>
+          <w:lang w:val="pt_PT" w:bidi="pt_PT"/>
+        </w:rPr>
+        <w:t>וְ⁠הִנֵּ֣ה לִ⁠מְעָ֔ט</w:t>
+      </w:r>
+    </w:p>
+    <w:p>
+      <w:pPr/>
+      <w:r>
+        <w:rPr>
+          <w:lang w:val="pt_PT" w:bidi="pt_PT"/>
+        </w:rPr>
+      </w:r>
+      <w:r>
+        <w:rPr>
           <w:b/>
           <w:lang w:val="pt_PT" w:bidi="pt_PT"/>
         </w:rPr>
@@ -3799,6 +4051,20 @@
       </w:r>
       <w:r>
         <w:rPr>
+          <w:lang w:val="pt_PT" w:bidi="pt_PT"/>
+        </w:rPr>
+        <w:t>וְ⁠נָפַ֣חְתִּי ב֑⁠וֹ</w:t>
+      </w:r>
+    </w:p>
+    <w:p>
+      <w:pPr/>
+      <w:r>
+        <w:rPr>
+          <w:lang w:val="pt_PT" w:bidi="pt_PT"/>
+        </w:rPr>
+      </w:r>
+      <w:r>
+        <w:rPr>
           <w:b/>
           <w:lang w:val="pt_PT" w:bidi="pt_PT"/>
         </w:rPr>
@@ -3882,6 +4148,20 @@
       </w:r>
       <w:r>
         <w:rPr>
+          <w:lang w:val="pt_PT" w:bidi="pt_PT"/>
+        </w:rPr>
+        <w:t>יַ֣עַן מֶ֗ה &amp; יַ֗עַן בֵּיתִ⁠י֙</w:t>
+      </w:r>
+    </w:p>
+    <w:p>
+      <w:pPr/>
+      <w:r>
+        <w:rPr>
+          <w:lang w:val="pt_PT" w:bidi="pt_PT"/>
+        </w:rPr>
+      </w:r>
+      <w:r>
+        <w:rPr>
           <w:b/>
           <w:lang w:val="pt_PT" w:bidi="pt_PT"/>
         </w:rPr>
@@ -3965,6 +4245,20 @@
       </w:r>
       <w:r>
         <w:rPr>
+          <w:lang w:val="pt_PT" w:bidi="pt_PT"/>
+        </w:rPr>
+        <w:t>נְאֻם֙ יְהוָ֣ה צְבָא֔וֹת</w:t>
+      </w:r>
+    </w:p>
+    <w:p>
+      <w:pPr/>
+      <w:r>
+        <w:rPr>
+          <w:lang w:val="pt_PT" w:bidi="pt_PT"/>
+        </w:rPr>
+      </w:r>
+      <w:r>
+        <w:rPr>
           <w:b/>
           <w:lang w:val="pt_PT" w:bidi="pt_PT"/>
         </w:rPr>
@@ -4074,6 +4368,20 @@
       </w:r>
       <w:r>
         <w:rPr>
+          <w:lang w:val="pt_PT" w:bidi="pt_PT"/>
+        </w:rPr>
+        <w:t>וְ⁠אַתֶּ֥ם רָצִ֖ים אִ֥ישׁ לְ⁠בֵיתֽ⁠וֹ</w:t>
+      </w:r>
+    </w:p>
+    <w:p>
+      <w:pPr/>
+      <w:r>
+        <w:rPr>
+          <w:lang w:val="pt_PT" w:bidi="pt_PT"/>
+        </w:rPr>
+      </w:r>
+      <w:r>
+        <w:rPr>
           <w:b/>
           <w:lang w:val="pt_PT" w:bidi="pt_PT"/>
         </w:rPr>
@@ -4183,6 +4491,20 @@
       </w:r>
       <w:r>
         <w:rPr>
+          <w:lang w:val="pt_PT" w:bidi="pt_PT"/>
+        </w:rPr>
+        <w:t>וְ⁠אַתֶּ֥ם רָצִ֖ים אִ֥ישׁ לְ⁠בֵיתֽ⁠וֹ</w:t>
+      </w:r>
+    </w:p>
+    <w:p>
+      <w:pPr/>
+      <w:r>
+        <w:rPr>
+          <w:lang w:val="pt_PT" w:bidi="pt_PT"/>
+        </w:rPr>
+      </w:r>
+      <w:r>
+        <w:rPr>
           <w:b/>
           <w:lang w:val="pt_PT" w:bidi="pt_PT"/>
         </w:rPr>
@@ -4440,6 +4762,20 @@
       </w:r>
       <w:r>
         <w:rPr>
+          <w:lang w:val="pt_PT" w:bidi="pt_PT"/>
+        </w:rPr>
+        <w:t>עֲלֵי⁠כֶ֔ם כָּלְא֥וּ שָמַ֖יִם מִ⁠טָּ֑ל</w:t>
+      </w:r>
+    </w:p>
+    <w:p>
+      <w:pPr/>
+      <w:r>
+        <w:rPr>
+          <w:lang w:val="pt_PT" w:bidi="pt_PT"/>
+        </w:rPr>
+      </w:r>
+      <w:r>
+        <w:rPr>
           <w:b/>
           <w:lang w:val="pt_PT" w:bidi="pt_PT"/>
         </w:rPr>
@@ -4836,6 +5172,20 @@
       </w:r>
       <w:r>
         <w:rPr>
+          <w:lang w:val="pt_PT" w:bidi="pt_PT"/>
+        </w:rPr>
+        <w:t>וָ⁠אֶקְרָ֨א</w:t>
+      </w:r>
+    </w:p>
+    <w:p>
+      <w:pPr/>
+      <w:r>
+        <w:rPr>
+          <w:lang w:val="pt_PT" w:bidi="pt_PT"/>
+        </w:rPr>
+      </w:r>
+      <w:r>
+        <w:rPr>
           <w:b/>
           <w:lang w:val="pt_PT" w:bidi="pt_PT"/>
         </w:rPr>
@@ -5041,6 +5391,20 @@
       </w:r>
       <w:r>
         <w:rPr>
+          <w:lang w:val="pt_PT" w:bidi="pt_PT"/>
+        </w:rPr>
+        <w:t>וְ⁠עַל־הָֽ⁠אָדָם֙ וְ⁠עַל־הַ⁠בְּהֵמָ֔ה</w:t>
+      </w:r>
+    </w:p>
+    <w:p>
+      <w:pPr/>
+      <w:r>
+        <w:rPr>
+          <w:lang w:val="pt_PT" w:bidi="pt_PT"/>
+        </w:rPr>
+      </w:r>
+      <w:r>
+        <w:rPr>
           <w:b/>
           <w:lang w:val="pt_PT" w:bidi="pt_PT"/>
         </w:rPr>
@@ -5163,6 +5527,20 @@
       </w:r>
       <w:r>
         <w:rPr>
+          <w:lang w:val="pt_PT" w:bidi="pt_PT"/>
+        </w:rPr>
+        <w:t>כַּפָּֽיִם</w:t>
+      </w:r>
+    </w:p>
+    <w:p>
+      <w:pPr/>
+      <w:r>
+        <w:rPr>
+          <w:lang w:val="pt_PT" w:bidi="pt_PT"/>
+        </w:rPr>
+      </w:r>
+      <w:r>
+        <w:rPr>
           <w:b/>
           <w:lang w:val="pt_PT" w:bidi="pt_PT"/>
         </w:rPr>
@@ -5261,6 +5639,20 @@
         <w:rPr>
           <w:lang w:val="pt_PT" w:bidi="pt_PT"/>
         </w:rPr>
+      </w:r>
+    </w:p>
+    <w:p>
+      <w:pPr/>
+      <w:r>
+        <w:rPr>
+          <w:lang w:val="pt_PT" w:bidi="pt_PT"/>
+        </w:rPr>
+      </w:r>
+      <w:r>
+        <w:rPr>
+          <w:lang w:val="pt_PT" w:bidi="pt_PT"/>
+        </w:rPr>
+        <w:t>וַ⁠יִּשְׁמַ֣ע &amp; בְּ⁠קוֹל֙ יְהוָ֣ה אֱלֹֽהֵי⁠הֶ֔ם וְ⁠עַל־דִּבְרֵי֙ חַגַּ֣י הַ⁠נָּבִ֔יא</w:t>
       </w:r>
     </w:p>
     <w:p>
@@ -6722,6 +7114,20 @@
       </w:r>
       <w:r>
         <w:rPr>
+          <w:lang w:val="pt_PT" w:bidi="pt_PT"/>
+        </w:rPr>
+        <w:t>הָ⁠עָ֖ם לֵ⁠אמֹֽר</w:t>
+      </w:r>
+    </w:p>
+    <w:p>
+      <w:pPr/>
+      <w:r>
+        <w:rPr>
+          <w:lang w:val="pt_PT" w:bidi="pt_PT"/>
+        </w:rPr>
+      </w:r>
+      <w:r>
+        <w:rPr>
           <w:b/>
           <w:lang w:val="pt_PT" w:bidi="pt_PT"/>
         </w:rPr>
@@ -7163,6 +7569,20 @@
       </w:r>
       <w:r>
         <w:rPr>
+          <w:lang w:val="pt_PT" w:bidi="pt_PT"/>
+        </w:rPr>
+        <w:t>כָמֹ֛⁠הוּ</w:t>
+      </w:r>
+    </w:p>
+    <w:p>
+      <w:pPr/>
+      <w:r>
+        <w:rPr>
+          <w:lang w:val="pt_PT" w:bidi="pt_PT"/>
+        </w:rPr>
+      </w:r>
+      <w:r>
+        <w:rPr>
           <w:b/>
           <w:lang w:val="pt_PT" w:bidi="pt_PT"/>
         </w:rPr>
@@ -7453,6 +7873,20 @@
         <w:rPr>
           <w:lang w:val="pt_PT" w:bidi="pt_PT"/>
         </w:rPr>
+      </w:r>
+    </w:p>
+    <w:p>
+      <w:pPr/>
+      <w:r>
+        <w:rPr>
+          <w:lang w:val="pt_PT" w:bidi="pt_PT"/>
+        </w:rPr>
+      </w:r>
+      <w:r>
+        <w:rPr>
+          <w:lang w:val="pt_PT" w:bidi="pt_PT"/>
+        </w:rPr>
+        <w:t>כָּל־עַ֥ם הָ⁠אָ֛רֶץ</w:t>
       </w:r>
     </w:p>
     <w:p>
@@ -7679,6 +8113,20 @@
       </w:r>
       <w:r>
         <w:rPr>
+          <w:lang w:val="pt_PT" w:bidi="pt_PT"/>
+        </w:rPr>
+        <w:t>אֶֽת־הַ⁠דָּבָ֞ר אֲשֶׁר־כָּרַ֤תִּי אִתְּ⁠כֶם֙</w:t>
+      </w:r>
+    </w:p>
+    <w:p>
+      <w:pPr/>
+      <w:r>
+        <w:rPr>
+          <w:lang w:val="pt_PT" w:bidi="pt_PT"/>
+        </w:rPr>
+      </w:r>
+      <w:r>
+        <w:rPr>
           <w:b/>
           <w:lang w:val="pt_PT" w:bidi="pt_PT"/>
         </w:rPr>
@@ -7762,6 +8210,20 @@
       </w:r>
       <w:r>
         <w:rPr>
+          <w:lang w:val="pt_PT" w:bidi="pt_PT"/>
+        </w:rPr>
+        <w:t>אֶֽת־הַ⁠דָּבָ֞ר אֲשֶׁר־כָּרַ֤תִּי אִתְּ⁠כֶם֙</w:t>
+      </w:r>
+    </w:p>
+    <w:p>
+      <w:pPr/>
+      <w:r>
+        <w:rPr>
+          <w:lang w:val="pt_PT" w:bidi="pt_PT"/>
+        </w:rPr>
+      </w:r>
+      <w:r>
+        <w:rPr>
           <w:b/>
           <w:lang w:val="pt_PT" w:bidi="pt_PT"/>
         </w:rPr>
@@ -7860,6 +8322,20 @@
         <w:rPr>
           <w:lang w:val="pt_PT" w:bidi="pt_PT"/>
         </w:rPr>
+      </w:r>
+    </w:p>
+    <w:p>
+      <w:pPr/>
+      <w:r>
+        <w:rPr>
+          <w:lang w:val="pt_PT" w:bidi="pt_PT"/>
+        </w:rPr>
+      </w:r>
+      <w:r>
+        <w:rPr>
+          <w:lang w:val="pt_PT" w:bidi="pt_PT"/>
+        </w:rPr>
+        <w:t>אֶֽת־הַ⁠דָּבָ֞ר אֲשֶׁר־כָּרַ֤תִּי אִתְּ⁠כֶם֙ בְּ⁠צֵאתְ⁠כֶ֣ם מִ⁠מִּצְרַ֔יִם</w:t>
       </w:r>
     </w:p>
     <w:p>
@@ -7998,6 +8474,20 @@
       </w:r>
       <w:r>
         <w:rPr>
+          <w:lang w:val="pt_PT" w:bidi="pt_PT"/>
+        </w:rPr>
+        <w:t>וְ⁠רוּחִ֖⁠י עֹמֶ֣דֶת בְּ⁠תוֹכְ⁠כֶ֑ם</w:t>
+      </w:r>
+    </w:p>
+    <w:p>
+      <w:pPr/>
+      <w:r>
+        <w:rPr>
+          <w:lang w:val="pt_PT" w:bidi="pt_PT"/>
+        </w:rPr>
+      </w:r>
+      <w:r>
+        <w:rPr>
           <w:b/>
           <w:lang w:val="pt_PT" w:bidi="pt_PT"/>
         </w:rPr>
@@ -8164,6 +8654,20 @@
       </w:r>
       <w:r>
         <w:rPr>
+          <w:lang w:val="pt_PT" w:bidi="pt_PT"/>
+        </w:rPr>
+        <w:t>ע֥וֹד אַחַ֖ת מְעַ֣ט הִ֑יא וַ⁠אֲנִ֗י מַרְעִישׁ֙</w:t>
+      </w:r>
+    </w:p>
+    <w:p>
+      <w:pPr/>
+      <w:r>
+        <w:rPr>
+          <w:lang w:val="pt_PT" w:bidi="pt_PT"/>
+        </w:rPr>
+      </w:r>
+      <w:r>
+        <w:rPr>
           <w:b/>
           <w:lang w:val="pt_PT" w:bidi="pt_PT"/>
         </w:rPr>
@@ -8286,6 +8790,20 @@
       </w:r>
       <w:r>
         <w:rPr>
+          <w:lang w:val="pt_PT" w:bidi="pt_PT"/>
+        </w:rPr>
+        <w:t>וַ⁠אֲנִ֗י מַרְעִישׁ֙</w:t>
+      </w:r>
+    </w:p>
+    <w:p>
+      <w:pPr/>
+      <w:r>
+        <w:rPr>
+          <w:lang w:val="pt_PT" w:bidi="pt_PT"/>
+        </w:rPr>
+      </w:r>
+      <w:r>
+        <w:rPr>
           <w:b/>
           <w:lang w:val="pt_PT" w:bidi="pt_PT"/>
         </w:rPr>
@@ -8382,6 +8900,20 @@
       </w:r>
       <w:r>
         <w:rPr>
+          <w:lang w:val="pt_PT" w:bidi="pt_PT"/>
+        </w:rPr>
+        <w:t>אֶת־הַ⁠שָּׁמַ֣יִם וְ⁠אֶת־הָ⁠אָ֔רֶץ וְ⁠אֶת־הַ⁠יָּ֖ם וְ⁠אֶת־הֶ⁠חָרָבָֽה</w:t>
+      </w:r>
+    </w:p>
+    <w:p>
+      <w:pPr/>
+      <w:r>
+        <w:rPr>
+          <w:lang w:val="pt_PT" w:bidi="pt_PT"/>
+        </w:rPr>
+      </w:r>
+      <w:r>
+        <w:rPr>
           <w:b/>
           <w:lang w:val="pt_PT" w:bidi="pt_PT"/>
         </w:rPr>
@@ -8600,6 +9132,20 @@
       </w:r>
       <w:r>
         <w:rPr>
+          <w:lang w:val="pt_PT" w:bidi="pt_PT"/>
+        </w:rPr>
+        <w:t>וְ⁠הִרְעַשְׁתִּי֙ אֶת־כָּל־הַ⁠גּוֹיִ֔ם</w:t>
+      </w:r>
+    </w:p>
+    <w:p>
+      <w:pPr/>
+      <w:r>
+        <w:rPr>
+          <w:lang w:val="pt_PT" w:bidi="pt_PT"/>
+        </w:rPr>
+      </w:r>
+      <w:r>
+        <w:rPr>
           <w:b/>
           <w:lang w:val="pt_PT" w:bidi="pt_PT"/>
         </w:rPr>
@@ -8696,6 +9242,20 @@
       </w:r>
       <w:r>
         <w:rPr>
+          <w:lang w:val="pt_PT" w:bidi="pt_PT"/>
+        </w:rPr>
+        <w:t>וּ⁠מִלֵּאתִ֞י אֶת־הַ⁠בַּ֤יִת הַ⁠זֶּה֙ כָּב֔וֹד</w:t>
+      </w:r>
+    </w:p>
+    <w:p>
+      <w:pPr/>
+      <w:r>
+        <w:rPr>
+          <w:lang w:val="pt_PT" w:bidi="pt_PT"/>
+        </w:rPr>
+      </w:r>
+      <w:r>
+        <w:rPr>
           <w:b/>
           <w:lang w:val="pt_PT" w:bidi="pt_PT"/>
         </w:rPr>
@@ -8914,6 +9474,20 @@
       </w:r>
       <w:r>
         <w:rPr>
+          <w:lang w:val="pt_PT" w:bidi="pt_PT"/>
+        </w:rPr>
+        <w:t>לִ֥⁠י הַ⁠כֶּ֖סֶף וְ⁠לִ֣⁠י הַ⁠זָּהָ֑ב</w:t>
+      </w:r>
+    </w:p>
+    <w:p>
+      <w:pPr/>
+      <w:r>
+        <w:rPr>
+          <w:lang w:val="pt_PT" w:bidi="pt_PT"/>
+        </w:rPr>
+      </w:r>
+      <w:r>
+        <w:rPr>
           <w:b/>
           <w:lang w:val="pt_PT" w:bidi="pt_PT"/>
         </w:rPr>
@@ -9094,6 +9668,20 @@
       </w:r>
       <w:r>
         <w:rPr>
+          <w:lang w:val="pt_PT" w:bidi="pt_PT"/>
+        </w:rPr>
+        <w:t>גָּד֣וֹל יִֽהְיֶ֡ה כְּבוֹד֩ הַ⁠בַּ֨יִת הַ⁠זֶּ֤ה הָ⁠אַֽחֲרוֹן֙ מִן־הָ֣⁠רִאשׁ֔וֹן</w:t>
+      </w:r>
+    </w:p>
+    <w:p>
+      <w:pPr/>
+      <w:r>
+        <w:rPr>
+          <w:lang w:val="pt_PT" w:bidi="pt_PT"/>
+        </w:rPr>
+      </w:r>
+      <w:r>
+        <w:rPr>
           <w:b/>
           <w:lang w:val="pt_PT" w:bidi="pt_PT"/>
         </w:rPr>
@@ -9286,6 +9874,20 @@
       </w:r>
       <w:r>
         <w:rPr>
+          <w:lang w:val="pt_PT" w:bidi="pt_PT"/>
+        </w:rPr>
+        <w:t>הַ⁠בַּ֨יִת</w:t>
+      </w:r>
+    </w:p>
+    <w:p>
+      <w:pPr/>
+      <w:r>
+        <w:rPr>
+          <w:lang w:val="pt_PT" w:bidi="pt_PT"/>
+        </w:rPr>
+      </w:r>
+      <w:r>
+        <w:rPr>
           <w:b/>
           <w:lang w:val="pt_PT" w:bidi="pt_PT"/>
         </w:rPr>
@@ -9395,6 +9997,20 @@
       </w:r>
       <w:r>
         <w:rPr>
+          <w:lang w:val="pt_PT" w:bidi="pt_PT"/>
+        </w:rPr>
+        <w:t>וּ⁠בַ⁠מָּק֤וֹם הַ⁠זֶּה֙ אֶתֵּ֣ן שָׁל֔וֹם</w:t>
+      </w:r>
+    </w:p>
+    <w:p>
+      <w:pPr/>
+      <w:r>
+        <w:rPr>
+          <w:lang w:val="pt_PT" w:bidi="pt_PT"/>
+        </w:rPr>
+      </w:r>
+      <w:r>
+        <w:rPr>
           <w:b/>
           <w:lang w:val="pt_PT" w:bidi="pt_PT"/>
         </w:rPr>
@@ -9506,6 +10122,20 @@
         <w:rPr>
           <w:lang w:val="pt_PT" w:bidi="pt_PT"/>
         </w:rPr>
+      </w:r>
+    </w:p>
+    <w:p>
+      <w:pPr/>
+      <w:r>
+        <w:rPr>
+          <w:lang w:val="pt_PT" w:bidi="pt_PT"/>
+        </w:rPr>
+      </w:r>
+      <w:r>
+        <w:rPr>
+          <w:lang w:val="pt_PT" w:bidi="pt_PT"/>
+        </w:rPr>
+        <w:t>בְּ⁠עֶשְׂרִ֤ים וְ⁠אַרְבָּעָה֙ לַ⁠תְּשִׁיעִ֔י</w:t>
       </w:r>
     </w:p>
     <w:p>
@@ -10240,6 +10870,20 @@
       </w:r>
       <w:r>
         <w:rPr>
+          <w:lang w:val="pt_PT" w:bidi="pt_PT"/>
+        </w:rPr>
+        <w:t>בְּשַׂר־קֹ֜דֶשׁ</w:t>
+      </w:r>
+    </w:p>
+    <w:p>
+      <w:pPr/>
+      <w:r>
+        <w:rPr>
+          <w:lang w:val="pt_PT" w:bidi="pt_PT"/>
+        </w:rPr>
+      </w:r>
+      <w:r>
+        <w:rPr>
           <w:b/>
           <w:lang w:val="pt_PT" w:bidi="pt_PT"/>
         </w:rPr>
@@ -10338,6 +10982,20 @@
         <w:rPr>
           <w:lang w:val="pt_PT" w:bidi="pt_PT"/>
         </w:rPr>
+      </w:r>
+    </w:p>
+    <w:p>
+      <w:pPr/>
+      <w:r>
+        <w:rPr>
+          <w:lang w:val="pt_PT" w:bidi="pt_PT"/>
+        </w:rPr>
+      </w:r>
+      <w:r>
+        <w:rPr>
+          <w:lang w:val="pt_PT" w:bidi="pt_PT"/>
+        </w:rPr>
+        <w:t>לֹֽא</w:t>
       </w:r>
     </w:p>
     <w:p>
@@ -10463,6 +11121,20 @@
       </w:r>
       <w:r>
         <w:rPr>
+          <w:lang w:val="pt_PT" w:bidi="pt_PT"/>
+        </w:rPr>
+        <w:t>טְמֵא־נֶ֛פֶשׁ</w:t>
+      </w:r>
+    </w:p>
+    <w:p>
+      <w:pPr/>
+      <w:r>
+        <w:rPr>
+          <w:lang w:val="pt_PT" w:bidi="pt_PT"/>
+        </w:rPr>
+      </w:r>
+      <w:r>
+        <w:rPr>
           <w:b/>
           <w:lang w:val="pt_PT" w:bidi="pt_PT"/>
         </w:rPr>
@@ -10559,6 +11231,20 @@
       </w:r>
       <w:r>
         <w:rPr>
+          <w:lang w:val="pt_PT" w:bidi="pt_PT"/>
+        </w:rPr>
+        <w:t>טְמֵא־נֶ֛פֶשׁ</w:t>
+      </w:r>
+    </w:p>
+    <w:p>
+      <w:pPr/>
+      <w:r>
+        <w:rPr>
+          <w:lang w:val="pt_PT" w:bidi="pt_PT"/>
+        </w:rPr>
+      </w:r>
+      <w:r>
+        <w:rPr>
           <w:b/>
           <w:lang w:val="pt_PT" w:bidi="pt_PT"/>
         </w:rPr>
@@ -10644,6 +11330,20 @@
         <w:rPr>
           <w:lang w:val="pt_PT" w:bidi="pt_PT"/>
         </w:rPr>
+      </w:r>
+    </w:p>
+    <w:p>
+      <w:pPr/>
+      <w:r>
+        <w:rPr>
+          <w:lang w:val="pt_PT" w:bidi="pt_PT"/>
+        </w:rPr>
+      </w:r>
+      <w:r>
+        <w:rPr>
+          <w:lang w:val="pt_PT" w:bidi="pt_PT"/>
+        </w:rPr>
+        <w:t>טְמֵא־נֶ֛פֶשׁ</w:t>
       </w:r>
     </w:p>
     <w:p>
@@ -10756,6 +11456,20 @@
       </w:r>
       <w:r>
         <w:rPr>
+          <w:lang w:val="pt_PT" w:bidi="pt_PT"/>
+        </w:rPr>
+        <w:t>בְּ⁠כָל־אֵ֖לֶּה הֲ⁠יִטְמָ֑א</w:t>
+      </w:r>
+    </w:p>
+    <w:p>
+      <w:pPr/>
+      <w:r>
+        <w:rPr>
+          <w:lang w:val="pt_PT" w:bidi="pt_PT"/>
+        </w:rPr>
+      </w:r>
+      <w:r>
+        <w:rPr>
           <w:b/>
           <w:lang w:val="pt_PT" w:bidi="pt_PT"/>
         </w:rPr>
@@ -10878,6 +11592,20 @@
       </w:r>
       <w:r>
         <w:rPr>
+          <w:lang w:val="pt_PT" w:bidi="pt_PT"/>
+        </w:rPr>
+        <w:t>יִטְמָֽא</w:t>
+      </w:r>
+    </w:p>
+    <w:p>
+      <w:pPr/>
+      <w:r>
+        <w:rPr>
+          <w:lang w:val="pt_PT" w:bidi="pt_PT"/>
+        </w:rPr>
+      </w:r>
+      <w:r>
+        <w:rPr>
           <w:b/>
           <w:lang w:val="pt_PT" w:bidi="pt_PT"/>
         </w:rPr>
@@ -11167,6 +11895,20 @@
       </w:r>
       <w:r>
         <w:rPr>
+          <w:lang w:val="pt_PT" w:bidi="pt_PT"/>
+        </w:rPr>
+        <w:t>כֵּ֣ן הָֽ⁠עָם־הַ֠⁠זֶּה וְ⁠כֵן־הַ⁠גּ֨וֹי הַ⁠זֶּ֤ה</w:t>
+      </w:r>
+    </w:p>
+    <w:p>
+      <w:pPr/>
+      <w:r>
+        <w:rPr>
+          <w:lang w:val="pt_PT" w:bidi="pt_PT"/>
+        </w:rPr>
+      </w:r>
+      <w:r>
+        <w:rPr>
           <w:b/>
           <w:lang w:val="pt_PT" w:bidi="pt_PT"/>
         </w:rPr>
@@ -11289,6 +12031,20 @@
       </w:r>
       <w:r>
         <w:rPr>
+          <w:lang w:val="pt_PT" w:bidi="pt_PT"/>
+        </w:rPr>
+        <w:t>לְ⁠פָנַ⁠י֙</w:t>
+      </w:r>
+    </w:p>
+    <w:p>
+      <w:pPr/>
+      <w:r>
+        <w:rPr>
+          <w:lang w:val="pt_PT" w:bidi="pt_PT"/>
+        </w:rPr>
+      </w:r>
+      <w:r>
+        <w:rPr>
           <w:b/>
           <w:lang w:val="pt_PT" w:bidi="pt_PT"/>
         </w:rPr>
@@ -11398,6 +12154,20 @@
       </w:r>
       <w:r>
         <w:rPr>
+          <w:lang w:val="pt_PT" w:bidi="pt_PT"/>
+        </w:rPr>
+        <w:t>לְ⁠פָנַ⁠י֙</w:t>
+      </w:r>
+    </w:p>
+    <w:p>
+      <w:pPr/>
+      <w:r>
+        <w:rPr>
+          <w:lang w:val="pt_PT" w:bidi="pt_PT"/>
+        </w:rPr>
+      </w:r>
+      <w:r>
+        <w:rPr>
           <w:b/>
           <w:lang w:val="pt_PT" w:bidi="pt_PT"/>
         </w:rPr>
@@ -11481,6 +12251,20 @@
       </w:r>
       <w:r>
         <w:rPr>
+          <w:lang w:val="pt_PT" w:bidi="pt_PT"/>
+        </w:rPr>
+        <w:t>וְ⁠כֵ֖ן כָּל־מַעֲשֵׂ֣ה יְדֵי⁠הֶ֑ם</w:t>
+      </w:r>
+    </w:p>
+    <w:p>
+      <w:pPr/>
+      <w:r>
+        <w:rPr>
+          <w:lang w:val="pt_PT" w:bidi="pt_PT"/>
+        </w:rPr>
+      </w:r>
+      <w:r>
+        <w:rPr>
           <w:b/>
           <w:lang w:val="pt_PT" w:bidi="pt_PT"/>
         </w:rPr>
@@ -11592,6 +12376,20 @@
         <w:rPr>
           <w:lang w:val="pt_PT" w:bidi="pt_PT"/>
         </w:rPr>
+      </w:r>
+    </w:p>
+    <w:p>
+      <w:pPr/>
+      <w:r>
+        <w:rPr>
+          <w:lang w:val="pt_PT" w:bidi="pt_PT"/>
+        </w:rPr>
+      </w:r>
+      <w:r>
+        <w:rPr>
+          <w:lang w:val="pt_PT" w:bidi="pt_PT"/>
+        </w:rPr>
+        <w:t>וַ⁠אֲשֶׁ֥ר יַקְרִ֛יבוּ שָׁ֖ם טָמֵ֥א הֽוּא</w:t>
       </w:r>
     </w:p>
     <w:p>
@@ -11844,6 +12642,20 @@
       </w:r>
       <w:r>
         <w:rPr>
+          <w:lang w:val="pt_PT" w:bidi="pt_PT"/>
+        </w:rPr>
+        <w:t>מִן־הַ⁠יּ֥וֹם הַ⁠זֶּ֖ה וָ⁠מָ֑עְלָ⁠ה</w:t>
+      </w:r>
+    </w:p>
+    <w:p>
+      <w:pPr/>
+      <w:r>
+        <w:rPr>
+          <w:lang w:val="pt_PT" w:bidi="pt_PT"/>
+        </w:rPr>
+      </w:r>
+      <w:r>
+        <w:rPr>
           <w:b/>
           <w:lang w:val="pt_PT" w:bidi="pt_PT"/>
         </w:rPr>
@@ -12036,6 +12848,20 @@
       </w:r>
       <w:r>
         <w:rPr>
+          <w:lang w:val="pt_PT" w:bidi="pt_PT"/>
+        </w:rPr>
+        <w:t>בְּ⁠הֵיכַ֥ל יְהוָֽה</w:t>
+      </w:r>
+    </w:p>
+    <w:p>
+      <w:pPr/>
+      <w:r>
+        <w:rPr>
+          <w:lang w:val="pt_PT" w:bidi="pt_PT"/>
+        </w:rPr>
+      </w:r>
+      <w:r>
+        <w:rPr>
           <w:b/>
           <w:lang w:val="pt_PT" w:bidi="pt_PT"/>
         </w:rPr>
@@ -12132,6 +12958,20 @@
       </w:r>
       <w:r>
         <w:rPr>
+          <w:lang w:val="pt_PT" w:bidi="pt_PT"/>
+        </w:rPr>
+        <w:t>מִֽ⁠הְיוֹתָ֥⁠ם</w:t>
+      </w:r>
+    </w:p>
+    <w:p>
+      <w:pPr/>
+      <w:r>
+        <w:rPr>
+          <w:lang w:val="pt_PT" w:bidi="pt_PT"/>
+        </w:rPr>
+      </w:r>
+      <w:r>
+        <w:rPr>
           <w:b/>
           <w:lang w:val="pt_PT" w:bidi="pt_PT"/>
         </w:rPr>
@@ -12241,6 +13081,20 @@
       </w:r>
       <w:r>
         <w:rPr>
+          <w:lang w:val="pt_PT" w:bidi="pt_PT"/>
+        </w:rPr>
+        <w:t>בָּא֙ אֶל־עֲרֵמַ֣ת עֶשְׂרִ֔ים וְ⁠הָיְתָ֖ה עֲשָׂרָ֑ה</w:t>
+      </w:r>
+    </w:p>
+    <w:p>
+      <w:pPr/>
+      <w:r>
+        <w:rPr>
+          <w:lang w:val="pt_PT" w:bidi="pt_PT"/>
+        </w:rPr>
+      </w:r>
+      <w:r>
+        <w:rPr>
           <w:b/>
           <w:lang w:val="pt_PT" w:bidi="pt_PT"/>
         </w:rPr>
@@ -12324,6 +13178,20 @@
       </w:r>
       <w:r>
         <w:rPr>
+          <w:lang w:val="pt_PT" w:bidi="pt_PT"/>
+        </w:rPr>
+        <w:t>בָּא֙ אֶל־עֲרֵמַ֣ת עֶשְׂרִ֔ים וְ⁠הָיְתָ֖ה עֲשָׂרָ֑ה</w:t>
+      </w:r>
+    </w:p>
+    <w:p>
+      <w:pPr/>
+      <w:r>
+        <w:rPr>
+          <w:lang w:val="pt_PT" w:bidi="pt_PT"/>
+        </w:rPr>
+      </w:r>
+      <w:r>
+        <w:rPr>
           <w:b/>
           <w:lang w:val="pt_PT" w:bidi="pt_PT"/>
         </w:rPr>
@@ -12516,6 +13384,20 @@
       </w:r>
       <w:r>
         <w:rPr>
+          <w:lang w:val="pt_PT" w:bidi="pt_PT"/>
+        </w:rPr>
+        <w:t>חֲמִשִּׁ֣ים פּוּרָ֔ה</w:t>
+      </w:r>
+    </w:p>
+    <w:p>
+      <w:pPr/>
+      <w:r>
+        <w:rPr>
+          <w:lang w:val="pt_PT" w:bidi="pt_PT"/>
+        </w:rPr>
+      </w:r>
+      <w:r>
+        <w:rPr>
           <w:b/>
           <w:lang w:val="pt_PT" w:bidi="pt_PT"/>
         </w:rPr>
@@ -12697,6 +13579,20 @@
         <w:rPr>
           <w:lang w:val="pt_PT" w:bidi="pt_PT"/>
         </w:rPr>
+      </w:r>
+    </w:p>
+    <w:p>
+      <w:pPr/>
+      <w:r>
+        <w:rPr>
+          <w:lang w:val="pt_PT" w:bidi="pt_PT"/>
+        </w:rPr>
+      </w:r>
+      <w:r>
+        <w:rPr>
+          <w:lang w:val="pt_PT" w:bidi="pt_PT"/>
+        </w:rPr>
+        <w:t>אֵ֖ת כָּל־מַעֲשֵׂ֣ה יְדֵי⁠כֶ֑ם</w:t>
       </w:r>
     </w:p>
     <w:p>
@@ -12892,6 +13788,20 @@
       </w:r>
       <w:r>
         <w:rPr>
+          <w:lang w:val="pt_PT" w:bidi="pt_PT"/>
+        </w:rPr>
+        <w:t>וְ⁠אֵין־אֶתְ⁠כֶ֥ם אֵלַ֖⁠י</w:t>
+      </w:r>
+    </w:p>
+    <w:p>
+      <w:pPr/>
+      <w:r>
+        <w:rPr>
+          <w:lang w:val="pt_PT" w:bidi="pt_PT"/>
+        </w:rPr>
+      </w:r>
+      <w:r>
+        <w:rPr>
           <w:b/>
           <w:lang w:val="pt_PT" w:bidi="pt_PT"/>
         </w:rPr>
@@ -12964,6 +13874,20 @@
         <w:rPr>
           <w:lang w:val="pt_PT" w:bidi="pt_PT"/>
         </w:rPr>
+      </w:r>
+    </w:p>
+    <w:p>
+      <w:pPr/>
+      <w:r>
+        <w:rPr>
+          <w:lang w:val="pt_PT" w:bidi="pt_PT"/>
+        </w:rPr>
+      </w:r>
+      <w:r>
+        <w:rPr>
+          <w:lang w:val="pt_PT" w:bidi="pt_PT"/>
+        </w:rPr>
+        <w:t>שִׂימוּ &amp; לְבַבְ⁠כֶ֔ם</w:t>
       </w:r>
     </w:p>
     <w:p>
@@ -13247,6 +14171,20 @@
       </w:r>
       <w:r>
         <w:rPr>
+          <w:lang w:val="pt_PT" w:bidi="pt_PT"/>
+        </w:rPr>
+        <w:t>מִ⁠יּוֹם֩ עֶשְׂרִ֨ים וְ⁠אַרְבָּעָ֜ה לַ⁠תְּשִׁיעִ֗י</w:t>
+      </w:r>
+    </w:p>
+    <w:p>
+      <w:pPr/>
+      <w:r>
+        <w:rPr>
+          <w:lang w:val="pt_PT" w:bidi="pt_PT"/>
+        </w:rPr>
+      </w:r>
+      <w:r>
+        <w:rPr>
           <w:b/>
           <w:lang w:val="pt_PT" w:bidi="pt_PT"/>
         </w:rPr>
@@ -13431,6 +14369,20 @@
       </w:r>
       <w:r>
         <w:rPr>
+          <w:lang w:val="pt_PT" w:bidi="pt_PT"/>
+        </w:rPr>
+        <w:t>יֻסַּ֥ד הֵֽיכַל־יְהוָ֖ה</w:t>
+      </w:r>
+    </w:p>
+    <w:p>
+      <w:pPr/>
+      <w:r>
+        <w:rPr>
+          <w:lang w:val="pt_PT" w:bidi="pt_PT"/>
+        </w:rPr>
+      </w:r>
+      <w:r>
+        <w:rPr>
           <w:b/>
           <w:lang w:val="pt_PT" w:bidi="pt_PT"/>
         </w:rPr>
@@ -13516,6 +14468,20 @@
         <w:rPr>
           <w:lang w:val="pt_PT" w:bidi="pt_PT"/>
         </w:rPr>
+      </w:r>
+    </w:p>
+    <w:p>
+      <w:pPr/>
+      <w:r>
+        <w:rPr>
+          <w:lang w:val="pt_PT" w:bidi="pt_PT"/>
+        </w:rPr>
+      </w:r>
+      <w:r>
+        <w:rPr>
+          <w:lang w:val="pt_PT" w:bidi="pt_PT"/>
+        </w:rPr>
+        <w:t>הֵֽיכַל־יְהוָ֖ה</w:t>
       </w:r>
     </w:p>
     <w:p>
@@ -13737,6 +14703,20 @@
       </w:r>
       <w:r>
         <w:rPr>
+          <w:lang w:val="pt_PT" w:bidi="pt_PT"/>
+        </w:rPr>
+        <w:t>הַ⁠ע֤וֹד הַ⁠זֶּ֨רַע֙ בַּ⁠מְּגוּרָ֔ה</w:t>
+      </w:r>
+    </w:p>
+    <w:p>
+      <w:pPr/>
+      <w:r>
+        <w:rPr>
+          <w:lang w:val="pt_PT" w:bidi="pt_PT"/>
+        </w:rPr>
+      </w:r>
+      <w:r>
+        <w:rPr>
           <w:b/>
           <w:lang w:val="pt_PT" w:bidi="pt_PT"/>
         </w:rPr>
@@ -13833,6 +14813,20 @@
       </w:r>
       <w:r>
         <w:rPr>
+          <w:lang w:val="pt_PT" w:bidi="pt_PT"/>
+        </w:rPr>
+        <w:t>מִן־הַ⁠יּ֥וֹם הַ⁠זֶּ֖ה אֲבָרֵֽךְ</w:t>
+      </w:r>
+    </w:p>
+    <w:p>
+      <w:pPr/>
+      <w:r>
+        <w:rPr>
+          <w:lang w:val="pt_PT" w:bidi="pt_PT"/>
+        </w:rPr>
+      </w:r>
+      <w:r>
+        <w:rPr>
           <w:b/>
           <w:lang w:val="pt_PT" w:bidi="pt_PT"/>
         </w:rPr>
@@ -13905,6 +14899,20 @@
         <w:rPr>
           <w:lang w:val="pt_PT" w:bidi="pt_PT"/>
         </w:rPr>
+      </w:r>
+    </w:p>
+    <w:p>
+      <w:pPr/>
+      <w:r>
+        <w:rPr>
+          <w:lang w:val="pt_PT" w:bidi="pt_PT"/>
+        </w:rPr>
+      </w:r>
+      <w:r>
+        <w:rPr>
+          <w:lang w:val="pt_PT" w:bidi="pt_PT"/>
+        </w:rPr>
+        <w:t>מִן־הַ⁠יּ֥וֹם הַ⁠זֶּ֖ה</w:t>
       </w:r>
     </w:p>
     <w:p>
@@ -14113,6 +15121,20 @@
       </w:r>
       <w:r>
         <w:rPr>
+          <w:lang w:val="pt_PT" w:bidi="pt_PT"/>
+        </w:rPr>
+        <w:t>שֵׁנִית֙</w:t>
+      </w:r>
+    </w:p>
+    <w:p>
+      <w:pPr/>
+      <w:r>
+        <w:rPr>
+          <w:lang w:val="pt_PT" w:bidi="pt_PT"/>
+        </w:rPr>
+      </w:r>
+      <w:r>
+        <w:rPr>
           <w:b/>
           <w:lang w:val="pt_PT" w:bidi="pt_PT"/>
         </w:rPr>
@@ -14198,6 +15220,20 @@
         <w:rPr>
           <w:lang w:val="pt_PT" w:bidi="pt_PT"/>
         </w:rPr>
+      </w:r>
+    </w:p>
+    <w:p>
+      <w:pPr/>
+      <w:r>
+        <w:rPr>
+          <w:lang w:val="pt_PT" w:bidi="pt_PT"/>
+        </w:rPr>
+      </w:r>
+      <w:r>
+        <w:rPr>
+          <w:lang w:val="pt_PT" w:bidi="pt_PT"/>
+        </w:rPr>
+        <w:t>בְּ⁠עֶשְׂרִ֧ים וְ⁠אַרְבָּעָ֛ה לַ⁠חֹ֖דֶשׁ</w:t>
       </w:r>
     </w:p>
     <w:p>
@@ -14660,6 +15696,20 @@
       </w:r>
       <w:r>
         <w:rPr>
+          <w:lang w:val="pt_PT" w:bidi="pt_PT"/>
+        </w:rPr>
+        <w:t>אֶת־הַ⁠שָּׁמַ֖יִם וְ⁠אֶת־הָ⁠אָֽרֶץ</w:t>
+      </w:r>
+    </w:p>
+    <w:p>
+      <w:pPr/>
+      <w:r>
+        <w:rPr>
+          <w:lang w:val="pt_PT" w:bidi="pt_PT"/>
+        </w:rPr>
+      </w:r>
+      <w:r>
+        <w:rPr>
           <w:b/>
           <w:lang w:val="pt_PT" w:bidi="pt_PT"/>
         </w:rPr>
@@ -14787,6 +15837,20 @@
       </w:r>
       <w:r>
         <w:rPr>
+          <w:lang w:val="pt_PT" w:bidi="pt_PT"/>
+        </w:rPr>
+        <w:t>כִּסֵּ֣א מַמְלָכ֔וֹת</w:t>
+      </w:r>
+    </w:p>
+    <w:p>
+      <w:pPr/>
+      <w:r>
+        <w:rPr>
+          <w:lang w:val="pt_PT" w:bidi="pt_PT"/>
+        </w:rPr>
+      </w:r>
+      <w:r>
+        <w:rPr>
           <w:b/>
           <w:lang w:val="pt_PT" w:bidi="pt_PT"/>
         </w:rPr>
@@ -14896,6 +15960,20 @@
       </w:r>
       <w:r>
         <w:rPr>
+          <w:lang w:val="pt_PT" w:bidi="pt_PT"/>
+        </w:rPr>
+        <w:t>כִּסֵּ֣א מַמְלָכ֔וֹת</w:t>
+      </w:r>
+    </w:p>
+    <w:p>
+      <w:pPr/>
+      <w:r>
+        <w:rPr>
+          <w:lang w:val="pt_PT" w:bidi="pt_PT"/>
+        </w:rPr>
+      </w:r>
+      <w:r>
+        <w:rPr>
           <w:b/>
           <w:lang w:val="pt_PT" w:bidi="pt_PT"/>
         </w:rPr>
@@ -15101,6 +16179,20 @@
       </w:r>
       <w:r>
         <w:rPr>
+          <w:lang w:val="pt_PT" w:bidi="pt_PT"/>
+        </w:rPr>
+        <w:t>מֶרְכָּבָה֙ וְ⁠רֹ֣כְבֶ֔י⁠הָ</w:t>
+      </w:r>
+    </w:p>
+    <w:p>
+      <w:pPr/>
+      <w:r>
+        <w:rPr>
+          <w:lang w:val="pt_PT" w:bidi="pt_PT"/>
+        </w:rPr>
+      </w:r>
+      <w:r>
+        <w:rPr>
           <w:b/>
           <w:lang w:val="pt_PT" w:bidi="pt_PT"/>
         </w:rPr>
@@ -15212,6 +16304,20 @@
         <w:rPr>
           <w:lang w:val="pt_PT" w:bidi="pt_PT"/>
         </w:rPr>
+      </w:r>
+    </w:p>
+    <w:p>
+      <w:pPr/>
+      <w:r>
+        <w:rPr>
+          <w:lang w:val="pt_PT" w:bidi="pt_PT"/>
+        </w:rPr>
+      </w:r>
+      <w:r>
+        <w:rPr>
+          <w:lang w:val="pt_PT" w:bidi="pt_PT"/>
+        </w:rPr>
+        <w:t>וְ⁠יָרְד֤וּ</w:t>
       </w:r>
     </w:p>
     <w:p>
@@ -15472,6 +16578,20 @@
       </w:r>
       <w:r>
         <w:rPr>
+          <w:lang w:val="pt_PT" w:bidi="pt_PT"/>
+        </w:rPr>
+        <w:t>אִ֖ישׁ בְּ⁠חֶ֥רֶב אָחִֽי⁠ו</w:t>
+      </w:r>
+    </w:p>
+    <w:p>
+      <w:pPr/>
+      <w:r>
+        <w:rPr>
+          <w:lang w:val="pt_PT" w:bidi="pt_PT"/>
+        </w:rPr>
+      </w:r>
+      <w:r>
+        <w:rPr>
           <w:b/>
           <w:lang w:val="pt_PT" w:bidi="pt_PT"/>
         </w:rPr>
@@ -15581,6 +16701,20 @@
       </w:r>
       <w:r>
         <w:rPr>
+          <w:lang w:val="pt_PT" w:bidi="pt_PT"/>
+        </w:rPr>
+        <w:t>אָחִֽי⁠ו</w:t>
+      </w:r>
+    </w:p>
+    <w:p>
+      <w:pPr/>
+      <w:r>
+        <w:rPr>
+          <w:lang w:val="pt_PT" w:bidi="pt_PT"/>
+        </w:rPr>
+      </w:r>
+      <w:r>
+        <w:rPr>
           <w:b/>
           <w:lang w:val="pt_PT" w:bidi="pt_PT"/>
         </w:rPr>
@@ -15773,6 +16907,20 @@
       </w:r>
       <w:r>
         <w:rPr>
+          <w:lang w:val="pt_PT" w:bidi="pt_PT"/>
+        </w:rPr>
+        <w:t>בַּ⁠יּ֣וֹם הַ⁠ה֣וּא</w:t>
+      </w:r>
+    </w:p>
+    <w:p>
+      <w:pPr/>
+      <w:r>
+        <w:rPr>
+          <w:lang w:val="pt_PT" w:bidi="pt_PT"/>
+        </w:rPr>
+      </w:r>
+      <w:r>
+        <w:rPr>
           <w:b/>
           <w:lang w:val="pt_PT" w:bidi="pt_PT"/>
         </w:rPr>
@@ -15965,6 +17113,20 @@
       </w:r>
       <w:r>
         <w:rPr>
+          <w:lang w:val="pt_PT" w:bidi="pt_PT"/>
+        </w:rPr>
+        <w:t>כַּֽ⁠חוֹתָ֑ם</w:t>
+      </w:r>
+    </w:p>
+    <w:p>
+      <w:pPr/>
+      <w:r>
+        <w:rPr>
+          <w:lang w:val="pt_PT" w:bidi="pt_PT"/>
+        </w:rPr>
+      </w:r>
+      <w:r>
+        <w:rPr>
           <w:b/>
           <w:lang w:val="pt_PT" w:bidi="pt_PT"/>
         </w:rPr>
@@ -16063,6 +17225,20 @@
         <w:rPr>
           <w:lang w:val="pt_PT" w:bidi="pt_PT"/>
         </w:rPr>
+      </w:r>
+    </w:p>
+    <w:p>
+      <w:pPr/>
+      <w:r>
+        <w:rPr>
+          <w:lang w:val="pt_PT" w:bidi="pt_PT"/>
+        </w:rPr>
+      </w:r>
+      <w:r>
+        <w:rPr>
+          <w:lang w:val="pt_PT" w:bidi="pt_PT"/>
+        </w:rPr>
+        <w:t>כַּֽ⁠חוֹתָ֑ם</w:t>
       </w:r>
     </w:p>
     <w:p>

--- a/por/docx/37.content.docx
+++ b/por/docx/37.content.docx
@@ -793,6 +793,20 @@
       </w:r>
       <w:r>
         <w:rPr>
+          <w:lang w:val="pt_PT" w:bidi="pt_PT"/>
+        </w:rPr>
+        <w:t>בִּ⁠שְׁנַ֤ת שְׁתַּ֨יִם֙ &amp; בַּ⁠חֹ֨דֶשׁ֙ הַ⁠שִּׁשִּׁ֔י בְּ⁠י֥וֹם אֶחָ֖ד לַ⁠חֹ֑דֶשׁ</w:t>
+      </w:r>
+    </w:p>
+    <w:p>
+      <w:pPr/>
+      <w:r>
+        <w:rPr>
+          <w:lang w:val="pt_PT" w:bidi="pt_PT"/>
+        </w:rPr>
+      </w:r>
+      <w:r>
+        <w:rPr>
           <w:b/>
           <w:lang w:val="pt_PT" w:bidi="pt_PT"/>
         </w:rPr>
@@ -876,6 +890,20 @@
       </w:r>
       <w:r>
         <w:rPr>
+          <w:lang w:val="pt_PT" w:bidi="pt_PT"/>
+        </w:rPr>
+        <w:t>בַּ⁠חֹ֨דֶשׁ֙ הַ⁠שִּׁשִּׁ֔י בְּ⁠י֥וֹם אֶחָ֖ד לַ⁠חֹ֑דֶשׁ</w:t>
+      </w:r>
+    </w:p>
+    <w:p>
+      <w:pPr/>
+      <w:r>
+        <w:rPr>
+          <w:lang w:val="pt_PT" w:bidi="pt_PT"/>
+        </w:rPr>
+      </w:r>
+      <w:r>
+        <w:rPr>
           <w:b/>
           <w:lang w:val="pt_PT" w:bidi="pt_PT"/>
         </w:rPr>
@@ -972,6 +1000,20 @@
       </w:r>
       <w:r>
         <w:rPr>
+          <w:lang w:val="pt_PT" w:bidi="pt_PT"/>
+        </w:rPr>
+        <w:t>הָיָ֨ה דְבַר־יְהוָ֜ה בְּ⁠יַד־חַגַּ֣י הַ⁠נָּבִ֗יא</w:t>
+      </w:r>
+    </w:p>
+    <w:p>
+      <w:pPr/>
+      <w:r>
+        <w:rPr>
+          <w:lang w:val="pt_PT" w:bidi="pt_PT"/>
+        </w:rPr>
+      </w:r>
+      <w:r>
+        <w:rPr>
           <w:b/>
           <w:lang w:val="pt_PT" w:bidi="pt_PT"/>
         </w:rPr>
@@ -1217,6 +1259,20 @@
       </w:r>
       <w:r>
         <w:rPr>
+          <w:lang w:val="pt_PT" w:bidi="pt_PT"/>
+        </w:rPr>
+        <w:t>כֹּ֥ה אָמַ֛ר יְהוָ֥ה צְבָא֖וֹת לֵ⁠אמֹ֑ר הָ⁠עָ֤ם הַ⁠זֶּה֙ אָֽמְר֔וּ לֹ֥א עֶת־בֹּ֛א עֶת־בֵּ֥ית יְהוָ֖ה לְ⁠הִבָּנֽוֹת</w:t>
+      </w:r>
+    </w:p>
+    <w:p>
+      <w:pPr/>
+      <w:r>
+        <w:rPr>
+          <w:lang w:val="pt_PT" w:bidi="pt_PT"/>
+        </w:rPr>
+      </w:r>
+      <w:r>
+        <w:rPr>
           <w:b/>
           <w:lang w:val="pt_PT" w:bidi="pt_PT"/>
         </w:rPr>
@@ -1658,6 +1714,20 @@
         <w:rPr>
           <w:lang w:val="pt_PT" w:bidi="pt_PT"/>
         </w:rPr>
+      </w:r>
+    </w:p>
+    <w:p>
+      <w:pPr/>
+      <w:r>
+        <w:rPr>
+          <w:lang w:val="pt_PT" w:bidi="pt_PT"/>
+        </w:rPr>
+      </w:r>
+      <w:r>
+        <w:rPr>
+          <w:lang w:val="pt_PT" w:bidi="pt_PT"/>
+        </w:rPr>
+        <w:t>וַֽ⁠יְהִי֙ דְּבַר־יְהוָ֔ה בְּ⁠יַד־חַגַּ֥י הַ⁠נָּבִ֖יא</w:t>
       </w:r>
     </w:p>
     <w:p>
@@ -1783,6 +1853,20 @@
       </w:r>
       <w:r>
         <w:rPr>
+          <w:lang w:val="pt_PT" w:bidi="pt_PT"/>
+        </w:rPr>
+        <w:t>הַ⁠עֵ֤ת לָ⁠כֶם֙ אַתֶּ֔ם לָ⁠שֶׁ֖בֶת בְּ⁠בָתֵּי⁠כֶ֣ם סְפוּנִ֑ים וְ⁠הַ⁠בַּ֥יִת הַ⁠זֶּ֖ה חָרֵֽב</w:t>
+      </w:r>
+    </w:p>
+    <w:p>
+      <w:pPr/>
+      <w:r>
+        <w:rPr>
+          <w:lang w:val="pt_PT" w:bidi="pt_PT"/>
+        </w:rPr>
+      </w:r>
+      <w:r>
+        <w:rPr>
           <w:b/>
           <w:lang w:val="pt_PT" w:bidi="pt_PT"/>
         </w:rPr>
@@ -2138,6 +2222,20 @@
       </w:r>
       <w:r>
         <w:rPr>
+          <w:lang w:val="pt_PT" w:bidi="pt_PT"/>
+        </w:rPr>
+        <w:t>וְ⁠עַתָּ֕ה כֹּ֥ה אָמַ֖ר יְהוָ֣ה צְבָא֑וֹת שִׂ֥ימוּ לְבַבְ⁠כֶ֖ם עַל־דַּרְכֵי⁠כֶֽם</w:t>
+      </w:r>
+    </w:p>
+    <w:p>
+      <w:pPr/>
+      <w:r>
+        <w:rPr>
+          <w:lang w:val="pt_PT" w:bidi="pt_PT"/>
+        </w:rPr>
+      </w:r>
+      <w:r>
+        <w:rPr>
           <w:b/>
           <w:lang w:val="pt_PT" w:bidi="pt_PT"/>
         </w:rPr>
@@ -2810,6 +2908,20 @@
       </w:r>
       <w:r>
         <w:rPr>
+          <w:lang w:val="pt_PT" w:bidi="pt_PT"/>
+        </w:rPr>
+        <w:t>לָב֖וֹשׁ וְ⁠אֵין־לְ⁠חֹ֣ם ל֑⁠וֹ</w:t>
+      </w:r>
+    </w:p>
+    <w:p>
+      <w:pPr/>
+      <w:r>
+        <w:rPr>
+          <w:lang w:val="pt_PT" w:bidi="pt_PT"/>
+        </w:rPr>
+      </w:r>
+      <w:r>
+        <w:rPr>
           <w:b/>
           <w:lang w:val="pt_PT" w:bidi="pt_PT"/>
         </w:rPr>
@@ -2893,6 +3005,20 @@
       </w:r>
       <w:r>
         <w:rPr>
+          <w:lang w:val="pt_PT" w:bidi="pt_PT"/>
+        </w:rPr>
+        <w:t>וְ⁠הַ֨⁠מִּשְׂתַּכֵּ֔ר מִשְׂתַּכֵּ֖ר אֶל־צְר֥וֹר נָקֽוּב</w:t>
+      </w:r>
+    </w:p>
+    <w:p>
+      <w:pPr/>
+      <w:r>
+        <w:rPr>
+          <w:lang w:val="pt_PT" w:bidi="pt_PT"/>
+        </w:rPr>
+      </w:r>
+      <w:r>
+        <w:rPr>
           <w:b/>
           <w:lang w:val="pt_PT" w:bidi="pt_PT"/>
         </w:rPr>
@@ -3209,6 +3335,20 @@
       </w:r>
       <w:r>
         <w:rPr>
+          <w:lang w:val="pt_PT" w:bidi="pt_PT"/>
+        </w:rPr>
+        <w:t>כֹּ֥ה אָמַ֖ר יְהוָ֣ה צְבָא֑וֹת שִׂ֥ימוּ לְבַבְ⁠כֶ֖ם עַל־דַּרְכֵי⁠כֶֽם</w:t>
+      </w:r>
+    </w:p>
+    <w:p>
+      <w:pPr/>
+      <w:r>
+        <w:rPr>
+          <w:lang w:val="pt_PT" w:bidi="pt_PT"/>
+        </w:rPr>
+      </w:r>
+      <w:r>
+        <w:rPr>
           <w:b/>
           <w:lang w:val="pt_PT" w:bidi="pt_PT"/>
         </w:rPr>
@@ -3294,6 +3434,20 @@
         <w:rPr>
           <w:lang w:val="pt_PT" w:bidi="pt_PT"/>
         </w:rPr>
+      </w:r>
+    </w:p>
+    <w:p>
+      <w:pPr/>
+      <w:r>
+        <w:rPr>
+          <w:lang w:val="pt_PT" w:bidi="pt_PT"/>
+        </w:rPr>
+      </w:r>
+      <w:r>
+        <w:rPr>
+          <w:lang w:val="pt_PT" w:bidi="pt_PT"/>
+        </w:rPr>
+        <w:t>שִׂ֥ימוּ לְבַבְ⁠כֶ֖ם עַל־דַּרְכֵי⁠כֶֽם</w:t>
       </w:r>
     </w:p>
     <w:p>
@@ -3419,6 +3573,20 @@
       </w:r>
       <w:r>
         <w:rPr>
+          <w:lang w:val="pt_PT" w:bidi="pt_PT"/>
+        </w:rPr>
+        <w:t>עֲל֥וּ הָ⁠הָ֛ר וַ⁠הֲבֵאתֶ֥ם עֵ֖ץ וּ⁠בְנ֣וּ הַ⁠בָּ֑יִת וְ⁠אֶרְצֶה־בּ֥⁠וֹ ו⁠אכבד אָמַ֥ר יְהוָֽה</w:t>
+      </w:r>
+    </w:p>
+    <w:p>
+      <w:pPr/>
+      <w:r>
+        <w:rPr>
+          <w:lang w:val="pt_PT" w:bidi="pt_PT"/>
+        </w:rPr>
+      </w:r>
+      <w:r>
+        <w:rPr>
           <w:b/>
           <w:lang w:val="pt_PT" w:bidi="pt_PT"/>
         </w:rPr>
@@ -3735,6 +3903,20 @@
       </w:r>
       <w:r>
         <w:rPr>
+          <w:lang w:val="pt_PT" w:bidi="pt_PT"/>
+        </w:rPr>
+        <w:t>פָּנֹ֤ה אֶל־הַרְבֵּה֙ וְ⁠הִנֵּ֣ה לִ⁠מְעָ֔ט וַ⁠הֲבֵאתֶ֥ם הַ⁠בַּ֖יִת וְ⁠נָפַ֣חְתִּי ב֑⁠וֹ יַ֣עַן מֶ֗ה נְאֻם֙ יְהוָ֣ה צְבָא֔וֹת יַ֗עַן בֵּיתִ⁠י֙ אֲשֶׁר־ה֣וּא חָרֵ֔ב וְ⁠אַתֶּ֥ם רָצִ֖ים אִ֥ישׁ לְ⁠בֵיתֽ⁠וֹ</w:t>
+      </w:r>
+    </w:p>
+    <w:p>
+      <w:pPr/>
+      <w:r>
+        <w:rPr>
+          <w:lang w:val="pt_PT" w:bidi="pt_PT"/>
+        </w:rPr>
+      </w:r>
+      <w:r>
+        <w:rPr>
           <w:b/>
           <w:lang w:val="pt_PT" w:bidi="pt_PT"/>
         </w:rPr>
@@ -4614,6 +4796,20 @@
       </w:r>
       <w:r>
         <w:rPr>
+          <w:lang w:val="pt_PT" w:bidi="pt_PT"/>
+        </w:rPr>
+        <w:t>כָּלְא֥וּ שָמַ֖יִם מִ⁠טָּ֑ל וְ⁠הָ⁠אָ֖רֶץ כָּלְאָ֥ה יְבוּלָֽ⁠הּ</w:t>
+      </w:r>
+    </w:p>
+    <w:p>
+      <w:pPr/>
+      <w:r>
+        <w:rPr>
+          <w:lang w:val="pt_PT" w:bidi="pt_PT"/>
+        </w:rPr>
+      </w:r>
+      <w:r>
+        <w:rPr>
           <w:b/>
           <w:lang w:val="pt_PT" w:bidi="pt_PT"/>
         </w:rPr>
@@ -4898,6 +5094,20 @@
       </w:r>
       <w:r>
         <w:rPr>
+          <w:lang w:val="pt_PT" w:bidi="pt_PT"/>
+        </w:rPr>
+        <w:t>עַל־הָ⁠אָ֣רֶץ וְ⁠עַל־הֶ⁠הָרִ֗ים וְ⁠עַל־הַ⁠דָּגָן֙ וְ⁠עַל־הַ⁠תִּיר֣וֹשׁ וְ⁠עַל־הַ⁠יִּצְהָ֔ר וְ⁠עַ֛ל אֲשֶׁ֥ר תּוֹצִ֖יא הָ⁠אֲדָמָ֑ה וְ⁠עַל־הָֽ⁠אָדָם֙ וְ⁠עַל־הַ⁠בְּהֵמָ֔ה וְ⁠עַ֖ל כָּל־יְגִ֥יעַ כַּפָּֽיִם</w:t>
+      </w:r>
+    </w:p>
+    <w:p>
+      <w:pPr/>
+      <w:r>
+        <w:rPr>
+          <w:lang w:val="pt_PT" w:bidi="pt_PT"/>
+        </w:rPr>
+      </w:r>
+      <w:r>
+        <w:rPr>
           <w:b/>
           <w:lang w:val="pt_PT" w:bidi="pt_PT"/>
         </w:rPr>
@@ -5063,6 +5273,20 @@
       </w:r>
       <w:r>
         <w:rPr>
+          <w:lang w:val="pt_PT" w:bidi="pt_PT"/>
+        </w:rPr>
+        <w:t>וָ⁠אֶקְרָ֨א חֹ֜רֶב עַל־הָ⁠אָ֣רֶץ וְ⁠עַל־הֶ⁠הָרִ֗ים וְ⁠עַל־הַ⁠דָּגָן֙ וְ⁠עַל־הַ⁠תִּיר֣וֹשׁ וְ⁠עַל־הַ⁠יִּצְהָ֔ר וְ⁠עַ֛ל אֲשֶׁ֥ר תּוֹצִ֖יא הָ⁠אֲדָמָ֑ה וְ⁠עַל־הָֽ⁠אָדָם֙ וְ⁠עַל־הַ⁠בְּהֵמָ֔ה וְ⁠עַ֖ל כָּל־יְגִ֥יעַ כַּפָּֽיִם</w:t>
+      </w:r>
+    </w:p>
+    <w:p>
+      <w:pPr/>
+      <w:r>
+        <w:rPr>
+          <w:lang w:val="pt_PT" w:bidi="pt_PT"/>
+        </w:rPr>
+      </w:r>
+      <w:r>
+        <w:rPr>
           <w:b/>
           <w:lang w:val="pt_PT" w:bidi="pt_PT"/>
         </w:rPr>
@@ -5269,6 +5493,20 @@
       </w:r>
       <w:r>
         <w:rPr>
+          <w:lang w:val="pt_PT" w:bidi="pt_PT"/>
+        </w:rPr>
+        <w:t>וְ⁠עַל־הַ⁠דָּגָן֙ וְ⁠עַל־הַ⁠תִּיר֣וֹשׁ וְ⁠עַל־הַ⁠יִּצְהָ֔ר</w:t>
+      </w:r>
+    </w:p>
+    <w:p>
+      <w:pPr/>
+      <w:r>
+        <w:rPr>
+          <w:lang w:val="pt_PT" w:bidi="pt_PT"/>
+        </w:rPr>
+      </w:r>
+      <w:r>
+        <w:rPr>
           <w:b/>
           <w:lang w:val="pt_PT" w:bidi="pt_PT"/>
         </w:rPr>
@@ -5773,6 +6011,20 @@
       </w:r>
       <w:r>
         <w:rPr>
+          <w:lang w:val="pt_PT" w:bidi="pt_PT"/>
+        </w:rPr>
+        <w:t>וַ⁠יִּשְׁמַ֣ע &amp; בְּ⁠קוֹל֙ יְהוָ֣ה אֱלֹֽהֵי⁠הֶ֔ם וְ⁠עַל־דִּבְרֵי֙ חַגַּ֣י הַ⁠נָּבִ֔יא</w:t>
+      </w:r>
+    </w:p>
+    <w:p>
+      <w:pPr/>
+      <w:r>
+        <w:rPr>
+          <w:lang w:val="pt_PT" w:bidi="pt_PT"/>
+        </w:rPr>
+      </w:r>
+      <w:r>
+        <w:rPr>
           <w:b/>
           <w:lang w:val="pt_PT" w:bidi="pt_PT"/>
         </w:rPr>
@@ -5895,6 +6147,20 @@
       </w:r>
       <w:r>
         <w:rPr>
+          <w:lang w:val="pt_PT" w:bidi="pt_PT"/>
+        </w:rPr>
+        <w:t>בְּ⁠קוֹל֙ יְהוָ֣ה אֱלֹֽהֵי⁠הֶ֔ם וְ⁠עַל־דִּבְרֵי֙ חַגַּ֣י הַ⁠נָּבִ֔יא</w:t>
+      </w:r>
+    </w:p>
+    <w:p>
+      <w:pPr/>
+      <w:r>
+        <w:rPr>
+          <w:lang w:val="pt_PT" w:bidi="pt_PT"/>
+        </w:rPr>
+      </w:r>
+      <w:r>
+        <w:rPr>
           <w:b/>
           <w:lang w:val="pt_PT" w:bidi="pt_PT"/>
         </w:rPr>
@@ -6004,6 +6270,20 @@
       </w:r>
       <w:r>
         <w:rPr>
+          <w:lang w:val="pt_PT" w:bidi="pt_PT"/>
+        </w:rPr>
+        <w:t>וַ⁠יִּֽירְא֥וּ הָ⁠עָ֖ם מִ⁠פְּנֵ֥י יְהוָֽה</w:t>
+      </w:r>
+    </w:p>
+    <w:p>
+      <w:pPr/>
+      <w:r>
+        <w:rPr>
+          <w:lang w:val="pt_PT" w:bidi="pt_PT"/>
+        </w:rPr>
+      </w:r>
+      <w:r>
+        <w:rPr>
           <w:b/>
           <w:lang w:val="pt_PT" w:bidi="pt_PT"/>
         </w:rPr>
@@ -6113,6 +6393,20 @@
       </w:r>
       <w:r>
         <w:rPr>
+          <w:lang w:val="pt_PT" w:bidi="pt_PT"/>
+        </w:rPr>
+        <w:t>אֲנִ֥י אִתְּ⁠כֶ֖ם נְאֻם־יְהוָֽה</w:t>
+      </w:r>
+    </w:p>
+    <w:p>
+      <w:pPr/>
+      <w:r>
+        <w:rPr>
+          <w:lang w:val="pt_PT" w:bidi="pt_PT"/>
+        </w:rPr>
+      </w:r>
+      <w:r>
+        <w:rPr>
           <w:b/>
           <w:lang w:val="pt_PT" w:bidi="pt_PT"/>
         </w:rPr>
@@ -6196,6 +6490,20 @@
       </w:r>
       <w:r>
         <w:rPr>
+          <w:lang w:val="pt_PT" w:bidi="pt_PT"/>
+        </w:rPr>
+        <w:t>וַ⁠יָּ֣עַר יְהוָ֡ה אֶת־רוּחַ֩ זְרֻבָּבֶ֨ל בֶּן־שַׁלְתִּיאֵ֜ל פַּחַ֣ת יְהוּדָ֗ה וְ⁠אֶת־ר֨וּחַ֙ יְהוֹשֻׁ֤עַ בֶּן־יְהוֹצָדָק֙ הַ⁠כֹּהֵ֣ן הַ⁠גָּד֔וֹל וְֽ⁠אֶת־ר֔וּחַ כֹּ֖ל שְׁאֵרִ֣ית הָ⁠עָ֑ם</w:t>
+      </w:r>
+    </w:p>
+    <w:p>
+      <w:pPr/>
+      <w:r>
+        <w:rPr>
+          <w:lang w:val="pt_PT" w:bidi="pt_PT"/>
+        </w:rPr>
+      </w:r>
+      <w:r>
+        <w:rPr>
           <w:b/>
           <w:lang w:val="pt_PT" w:bidi="pt_PT"/>
         </w:rPr>
@@ -6305,6 +6613,20 @@
       </w:r>
       <w:r>
         <w:rPr>
+          <w:lang w:val="pt_PT" w:bidi="pt_PT"/>
+        </w:rPr>
+        <w:t>וַ⁠יָּ֣עַר יְהוָ֡ה אֶת־רוּחַ֩ זְרֻבָּבֶ֨ל בֶּן־שַׁלְתִּיאֵ֜ל פַּחַ֣ת יְהוּדָ֗ה וְ⁠אֶת־ר֨וּחַ֙ יְהוֹשֻׁ֤עַ בֶּן־יְהוֹצָדָק֙ הַ⁠כֹּהֵ֣ן הַ⁠גָּד֔וֹל וְֽ⁠אֶת־ר֔וּחַ כֹּ֖ל שְׁאֵרִ֣ית הָ⁠עָ֑ם</w:t>
+      </w:r>
+    </w:p>
+    <w:p>
+      <w:pPr/>
+      <w:r>
+        <w:rPr>
+          <w:lang w:val="pt_PT" w:bidi="pt_PT"/>
+        </w:rPr>
+      </w:r>
+      <w:r>
+        <w:rPr>
           <w:b/>
           <w:lang w:val="pt_PT" w:bidi="pt_PT"/>
         </w:rPr>
@@ -6390,6 +6712,20 @@
         <w:rPr>
           <w:lang w:val="pt_PT" w:bidi="pt_PT"/>
         </w:rPr>
+      </w:r>
+    </w:p>
+    <w:p>
+      <w:pPr/>
+      <w:r>
+        <w:rPr>
+          <w:lang w:val="pt_PT" w:bidi="pt_PT"/>
+        </w:rPr>
+      </w:r>
+      <w:r>
+        <w:rPr>
+          <w:lang w:val="pt_PT" w:bidi="pt_PT"/>
+        </w:rPr>
+        <w:t>בְּ⁠י֨וֹם עֶשְׂרִ֧ים וְ⁠אַרְבָּעָ֛ה לַ⁠חֹ֖דֶשׁ בַּ⁠שִּׁשִּׁ֑י</w:t>
       </w:r>
     </w:p>
     <w:p>
@@ -6515,6 +6851,20 @@
       </w:r>
       <w:r>
         <w:rPr>
+          <w:lang w:val="pt_PT" w:bidi="pt_PT"/>
+        </w:rPr>
+        <w:t>בְּ⁠י֨וֹם עֶשְׂרִ֧ים וְ⁠אַרְבָּעָ֛ה לַ⁠חֹ֖דֶשׁ בַּ⁠שִּׁשִּׁ֑י בִּ⁠שְׁנַ֥ת שְׁתַּ֖יִם</w:t>
+      </w:r>
+    </w:p>
+    <w:p>
+      <w:pPr/>
+      <w:r>
+        <w:rPr>
+          <w:lang w:val="pt_PT" w:bidi="pt_PT"/>
+        </w:rPr>
+      </w:r>
+      <w:r>
+        <w:rPr>
           <w:b/>
           <w:lang w:val="pt_PT" w:bidi="pt_PT"/>
         </w:rPr>
@@ -6707,6 +7057,20 @@
       </w:r>
       <w:r>
         <w:rPr>
+          <w:lang w:val="pt_PT" w:bidi="pt_PT"/>
+        </w:rPr>
+        <w:t>בַּ⁠שְּׁבִיעִ֕י בְּ⁠עֶשְׂרִ֥ים וְ⁠אֶחָ֖ד לַ⁠חֹ֑דֶשׁ</w:t>
+      </w:r>
+    </w:p>
+    <w:p>
+      <w:pPr/>
+      <w:r>
+        <w:rPr>
+          <w:lang w:val="pt_PT" w:bidi="pt_PT"/>
+        </w:rPr>
+      </w:r>
+      <w:r>
+        <w:rPr>
           <w:b/>
           <w:lang w:val="pt_PT" w:bidi="pt_PT"/>
         </w:rPr>
@@ -6790,6 +7154,20 @@
       </w:r>
       <w:r>
         <w:rPr>
+          <w:lang w:val="pt_PT" w:bidi="pt_PT"/>
+        </w:rPr>
+        <w:t>בַּ⁠שְּׁבִיעִ֕י בְּ⁠עֶשְׂרִ֥ים וְ⁠אֶחָ֖ד לַ⁠חֹ֑דֶשׁ</w:t>
+      </w:r>
+    </w:p>
+    <w:p>
+      <w:pPr/>
+      <w:r>
+        <w:rPr>
+          <w:lang w:val="pt_PT" w:bidi="pt_PT"/>
+        </w:rPr>
+      </w:r>
+      <w:r>
+        <w:rPr>
           <w:b/>
           <w:lang w:val="pt_PT" w:bidi="pt_PT"/>
         </w:rPr>
@@ -6862,6 +7240,20 @@
         <w:rPr>
           <w:lang w:val="pt_PT" w:bidi="pt_PT"/>
         </w:rPr>
+      </w:r>
+    </w:p>
+    <w:p>
+      <w:pPr/>
+      <w:r>
+        <w:rPr>
+          <w:lang w:val="pt_PT" w:bidi="pt_PT"/>
+        </w:rPr>
+      </w:r>
+      <w:r>
+        <w:rPr>
+          <w:lang w:val="pt_PT" w:bidi="pt_PT"/>
+        </w:rPr>
+        <w:t>בַּ⁠שְּׁבִיעִ֕י בְּ⁠עֶשְׂרִ֥ים וְ⁠אֶחָ֖ד לַ⁠חֹ֑דֶשׁ</w:t>
       </w:r>
     </w:p>
     <w:p>
@@ -7000,6 +7392,20 @@
       </w:r>
       <w:r>
         <w:rPr>
+          <w:lang w:val="pt_PT" w:bidi="pt_PT"/>
+        </w:rPr>
+        <w:t>הָיָה֙ דְּבַר־יְהוָ֔ה בְּ⁠יַד־חַגַּ֥י הַ⁠נָּבִ֖יא</w:t>
+      </w:r>
+    </w:p>
+    <w:p>
+      <w:pPr/>
+      <w:r>
+        <w:rPr>
+          <w:lang w:val="pt_PT" w:bidi="pt_PT"/>
+        </w:rPr>
+      </w:r>
+      <w:r>
+        <w:rPr>
           <w:b/>
           <w:lang w:val="pt_PT" w:bidi="pt_PT"/>
         </w:rPr>
@@ -7211,6 +7617,20 @@
       </w:r>
       <w:r>
         <w:rPr>
+          <w:lang w:val="pt_PT" w:bidi="pt_PT"/>
+        </w:rPr>
+        <w:t>מִ֤י בָ⁠כֶם֙ הַ⁠נִּשְׁאָ֔ר אֲשֶׁ֤ר רָאָה֙ אֶת־הַ⁠בַּ֣יִת הַ⁠זֶּ֔ה בִּ⁠כְבוֹד֖⁠וֹ הָ⁠רִאשׁ֑וֹן וּ⁠מָ֨ה אַתֶּ֜ם רֹאִ֤ים אֹת⁠וֹ֙ עַ֔תָּה הֲ⁠ל֥וֹא כָמֹ֛⁠הוּ כְּ⁠אַ֖יִן בְּ⁠עֵינֵי⁠כֶֽם</w:t>
+      </w:r>
+    </w:p>
+    <w:p>
+      <w:pPr/>
+      <w:r>
+        <w:rPr>
+          <w:lang w:val="pt_PT" w:bidi="pt_PT"/>
+        </w:rPr>
+      </w:r>
+      <w:r>
+        <w:rPr>
           <w:b/>
           <w:lang w:val="pt_PT" w:bidi="pt_PT"/>
         </w:rPr>
@@ -7294,6 +7714,20 @@
       </w:r>
       <w:r>
         <w:rPr>
+          <w:lang w:val="pt_PT" w:bidi="pt_PT"/>
+        </w:rPr>
+        <w:t>מִ֤י בָ⁠כֶם֙ הַ⁠נִּשְׁאָ֔ר אֲשֶׁ֤ר רָאָה֙ אֶת־הַ⁠בַּ֣יִת הַ⁠זֶּ֔ה בִּ⁠כְבוֹד֖⁠וֹ הָ⁠רִאשׁ֑וֹן וּ⁠מָ֨ה אַתֶּ֜ם רֹאִ֤ים אֹת⁠וֹ֙ עַ֔תָּה הֲ⁠ל֥וֹא כָמֹ֛⁠הוּ כְּ⁠אַ֖יִן בְּ⁠עֵינֵי⁠כֶֽם</w:t>
+      </w:r>
+    </w:p>
+    <w:p>
+      <w:pPr/>
+      <w:r>
+        <w:rPr>
+          <w:lang w:val="pt_PT" w:bidi="pt_PT"/>
+        </w:rPr>
+      </w:r>
+      <w:r>
+        <w:rPr>
           <w:b/>
           <w:lang w:val="pt_PT" w:bidi="pt_PT"/>
         </w:rPr>
@@ -7377,6 +7811,20 @@
       </w:r>
       <w:r>
         <w:rPr>
+          <w:lang w:val="pt_PT" w:bidi="pt_PT"/>
+        </w:rPr>
+        <w:t>בָ⁠כֶם֙ הַ⁠נִּשְׁאָ֔ר אֲשֶׁ֤ר רָאָה֙ אֶת־הַ⁠בַּ֣יִת הַ⁠זֶּ֔ה</w:t>
+      </w:r>
+    </w:p>
+    <w:p>
+      <w:pPr/>
+      <w:r>
+        <w:rPr>
+          <w:lang w:val="pt_PT" w:bidi="pt_PT"/>
+        </w:rPr>
+      </w:r>
+      <w:r>
+        <w:rPr>
           <w:b/>
           <w:lang w:val="pt_PT" w:bidi="pt_PT"/>
         </w:rPr>
@@ -7460,6 +7908,20 @@
       </w:r>
       <w:r>
         <w:rPr>
+          <w:lang w:val="pt_PT" w:bidi="pt_PT"/>
+        </w:rPr>
+        <w:t>אֲשֶׁ֤ר רָאָה֙ אֶת־הַ⁠בַּ֣יִת הַ⁠זֶּ֔ה בִּ⁠כְבוֹד֖⁠וֹ הָ⁠רִאשׁ֑וֹן</w:t>
+      </w:r>
+    </w:p>
+    <w:p>
+      <w:pPr/>
+      <w:r>
+        <w:rPr>
+          <w:lang w:val="pt_PT" w:bidi="pt_PT"/>
+        </w:rPr>
+      </w:r>
+      <w:r>
+        <w:rPr>
           <w:b/>
           <w:lang w:val="pt_PT" w:bidi="pt_PT"/>
         </w:rPr>
@@ -7692,6 +8154,20 @@
       </w:r>
       <w:r>
         <w:rPr>
+          <w:lang w:val="pt_PT" w:bidi="pt_PT"/>
+        </w:rPr>
+        <w:t>הֲ⁠ל֥וֹא כָמֹ֛⁠הוּ כְּ⁠אַ֖יִן בְּ⁠עֵינֵי⁠כֶֽם</w:t>
+      </w:r>
+    </w:p>
+    <w:p>
+      <w:pPr/>
+      <w:r>
+        <w:rPr>
+          <w:lang w:val="pt_PT" w:bidi="pt_PT"/>
+        </w:rPr>
+      </w:r>
+      <w:r>
+        <w:rPr>
           <w:b/>
           <w:lang w:val="pt_PT" w:bidi="pt_PT"/>
         </w:rPr>
@@ -7790,6 +8266,20 @@
         <w:rPr>
           <w:lang w:val="pt_PT" w:bidi="pt_PT"/>
         </w:rPr>
+      </w:r>
+    </w:p>
+    <w:p>
+      <w:pPr/>
+      <w:r>
+        <w:rPr>
+          <w:lang w:val="pt_PT" w:bidi="pt_PT"/>
+        </w:rPr>
+      </w:r>
+      <w:r>
+        <w:rPr>
+          <w:lang w:val="pt_PT" w:bidi="pt_PT"/>
+        </w:rPr>
+        <w:t>וְ⁠עַתָּ֣ה חֲזַ֣ק זְרֻבָּבֶ֣ל ׀ נְאֻם־יְהוָ֡ה וַ⁠חֲזַ֣ק יְהוֹשֻׁ֣עַ בֶּן־יְהוֹצָדָק֩ הַ⁠כֹּהֵ֨ן הַ⁠גָּד֜וֹל וַ⁠חֲזַ֨ק כָּל־עַ֥ם הָ⁠אָ֛רֶץ נְאֻם־יְהוָ֖ה וַֽ⁠עֲשׂ֑וּ כִּֽי־אֲנִ֣י אִתְּ⁠כֶ֔ם נְאֻ֖ם יְהוָ֥ה צְבָאֽוֹת</w:t>
       </w:r>
     </w:p>
     <w:p>
@@ -8030,6 +8520,20 @@
       </w:r>
       <w:r>
         <w:rPr>
+          <w:lang w:val="pt_PT" w:bidi="pt_PT"/>
+        </w:rPr>
+        <w:t>אֶֽת־הַ⁠דָּבָ֞ר אֲשֶׁר־כָּרַ֤תִּי אִתְּ⁠כֶם֙ בְּ⁠צֵאתְ⁠כֶ֣ם מִ⁠מִּצְרַ֔יִם וְ⁠רוּחִ֖⁠י עֹמֶ֣דֶת בְּ⁠תוֹכְ⁠כֶ֑ם אַל־תִּירָֽאוּ</w:t>
+      </w:r>
+    </w:p>
+    <w:p>
+      <w:pPr/>
+      <w:r>
+        <w:rPr>
+          <w:lang w:val="pt_PT" w:bidi="pt_PT"/>
+        </w:rPr>
+      </w:r>
+      <w:r>
+        <w:rPr>
           <w:b/>
           <w:lang w:val="pt_PT" w:bidi="pt_PT"/>
         </w:rPr>
@@ -8571,6 +9075,20 @@
       </w:r>
       <w:r>
         <w:rPr>
+          <w:lang w:val="pt_PT" w:bidi="pt_PT"/>
+        </w:rPr>
+        <w:t>כִּ֣י כֹ֤ה אָמַר֙ יְהוָ֣ה צְבָא֔וֹת ע֥וֹד אַחַ֖ת מְעַ֣ט הִ֑יא וַ⁠אֲנִ֗י מַרְעִישׁ֙ אֶת־הַ⁠שָּׁמַ֣יִם וְ⁠אֶת־הָ⁠אָ֔רֶץ וְ⁠אֶת־הַ⁠יָּ֖ם וְ⁠אֶת־הֶ⁠חָרָבָֽה</w:t>
+      </w:r>
+    </w:p>
+    <w:p>
+      <w:pPr/>
+      <w:r>
+        <w:rPr>
+          <w:lang w:val="pt_PT" w:bidi="pt_PT"/>
+        </w:rPr>
+      </w:r>
+      <w:r>
+        <w:rPr>
           <w:b/>
           <w:lang w:val="pt_PT" w:bidi="pt_PT"/>
         </w:rPr>
@@ -9049,6 +9567,20 @@
       </w:r>
       <w:r>
         <w:rPr>
+          <w:lang w:val="pt_PT" w:bidi="pt_PT"/>
+        </w:rPr>
+        <w:t>וְ⁠הִרְעַשְׁתִּי֙ אֶת־כָּל־הַ⁠גּוֹיִ֔ם וּ⁠בָ֖אוּ חֶמְדַּ֣ת כָּל־הַ⁠גּוֹיִ֑ם וּ⁠מִלֵּאתִ֞י אֶת־הַ⁠בַּ֤יִת הַ⁠זֶּה֙ כָּב֔וֹד אָמַ֖ר יְהוָ֥ה צְבָאֽוֹת</w:t>
+      </w:r>
+    </w:p>
+    <w:p>
+      <w:pPr/>
+      <w:r>
+        <w:rPr>
+          <w:lang w:val="pt_PT" w:bidi="pt_PT"/>
+        </w:rPr>
+      </w:r>
+      <w:r>
+        <w:rPr>
           <w:b/>
           <w:lang w:val="pt_PT" w:bidi="pt_PT"/>
         </w:rPr>
@@ -9391,6 +9923,20 @@
       </w:r>
       <w:r>
         <w:rPr>
+          <w:lang w:val="pt_PT" w:bidi="pt_PT"/>
+        </w:rPr>
+        <w:t>לִ֥⁠י הַ⁠כֶּ֖סֶף וְ⁠לִ֣⁠י הַ⁠זָּהָ֑ב נְאֻ֖ם יְהוָ֥ה צְבָאֽוֹת</w:t>
+      </w:r>
+    </w:p>
+    <w:p>
+      <w:pPr/>
+      <w:r>
+        <w:rPr>
+          <w:lang w:val="pt_PT" w:bidi="pt_PT"/>
+        </w:rPr>
+      </w:r>
+      <w:r>
+        <w:rPr>
           <w:b/>
           <w:lang w:val="pt_PT" w:bidi="pt_PT"/>
         </w:rPr>
@@ -9571,6 +10117,20 @@
       </w:r>
       <w:r>
         <w:rPr>
+          <w:lang w:val="pt_PT" w:bidi="pt_PT"/>
+        </w:rPr>
+        <w:t>גָּד֣וֹל יִֽהְיֶ֡ה כְּבוֹד֩ הַ⁠בַּ֨יִת הַ⁠זֶּ֤ה הָ⁠אַֽחֲרוֹן֙ מִן־הָ֣⁠רִאשׁ֔וֹן אָמַ֖ר יְהוָ֣ה צְבָא֑וֹת וּ⁠בַ⁠מָּק֤וֹם הַ⁠זֶּה֙ אֶתֵּ֣ן שָׁל֔וֹם נְאֻ֖ם יְהוָ֥ה צְבָאֽוֹת</w:t>
+      </w:r>
+    </w:p>
+    <w:p>
+      <w:pPr/>
+      <w:r>
+        <w:rPr>
+          <w:lang w:val="pt_PT" w:bidi="pt_PT"/>
+        </w:rPr>
+      </w:r>
+      <w:r>
+        <w:rPr>
           <w:b/>
           <w:lang w:val="pt_PT" w:bidi="pt_PT"/>
         </w:rPr>
@@ -9765,6 +10325,20 @@
       </w:r>
       <w:r>
         <w:rPr>
+          <w:lang w:val="pt_PT" w:bidi="pt_PT"/>
+        </w:rPr>
+        <w:t>גָּד֣וֹל יִֽהְיֶ֡ה כְּבוֹד֩ הַ⁠בַּ֨יִת הַ⁠זֶּ֤ה הָ⁠אַֽחֲרוֹן֙ מִן־הָ֣⁠רִאשׁ֔וֹן</w:t>
+      </w:r>
+    </w:p>
+    <w:p>
+      <w:pPr/>
+      <w:r>
+        <w:rPr>
+          <w:lang w:val="pt_PT" w:bidi="pt_PT"/>
+        </w:rPr>
+      </w:r>
+      <w:r>
+        <w:rPr>
           <w:b/>
           <w:lang w:val="pt_PT" w:bidi="pt_PT"/>
         </w:rPr>
@@ -10230,6 +10804,20 @@
       </w:r>
       <w:r>
         <w:rPr>
+          <w:lang w:val="pt_PT" w:bidi="pt_PT"/>
+        </w:rPr>
+        <w:t>בְּ⁠עֶשְׂרִ֤ים וְ⁠אַרְבָּעָה֙ לַ⁠תְּשִׁיעִ֔י בִּ⁠שְׁנַ֥ת שְׁתַּ֖יִם לְ⁠דָרְיָ֑וֶשׁ</w:t>
+      </w:r>
+    </w:p>
+    <w:p>
+      <w:pPr/>
+      <w:r>
+        <w:rPr>
+          <w:lang w:val="pt_PT" w:bidi="pt_PT"/>
+        </w:rPr>
+      </w:r>
+      <w:r>
+        <w:rPr>
           <w:b/>
           <w:lang w:val="pt_PT" w:bidi="pt_PT"/>
         </w:rPr>
@@ -10315,6 +10903,20 @@
         <w:rPr>
           <w:lang w:val="pt_PT" w:bidi="pt_PT"/>
         </w:rPr>
+      </w:r>
+    </w:p>
+    <w:p>
+      <w:pPr/>
+      <w:r>
+        <w:rPr>
+          <w:lang w:val="pt_PT" w:bidi="pt_PT"/>
+        </w:rPr>
+      </w:r>
+      <w:r>
+        <w:rPr>
+          <w:lang w:val="pt_PT" w:bidi="pt_PT"/>
+        </w:rPr>
+        <w:t>בְּ⁠עֶשְׂרִ֤ים וְ⁠אַרְבָּעָה֙ לַ⁠תְּשִׁיעִ֔י</w:t>
       </w:r>
     </w:p>
     <w:p>
@@ -10479,6 +11081,20 @@
       </w:r>
       <w:r>
         <w:rPr>
+          <w:lang w:val="pt_PT" w:bidi="pt_PT"/>
+        </w:rPr>
+        <w:t>הָיָה֙ דְּבַר־יְהוָ֔ה אֶל־חַגַּ֥י הַ⁠נָּבִ֖יא לֵ⁠אמֹֽר</w:t>
+      </w:r>
+    </w:p>
+    <w:p>
+      <w:pPr/>
+      <w:r>
+        <w:rPr>
+          <w:lang w:val="pt_PT" w:bidi="pt_PT"/>
+        </w:rPr>
+      </w:r>
+      <w:r>
+        <w:rPr>
           <w:b/>
           <w:lang w:val="pt_PT" w:bidi="pt_PT"/>
         </w:rPr>
@@ -10593,6 +11209,20 @@
       </w:r>
       <w:r>
         <w:rPr>
+          <w:lang w:val="pt_PT" w:bidi="pt_PT"/>
+        </w:rPr>
+        <w:t>כֹּ֥ה אָמַ֖ר יְהוָ֣ה צְבָא֑וֹת שְׁאַל־נָ֧א אֶת־הַ⁠כֹּהֲנִ֛ים תּוֹרָ֖ה לֵ⁠אמֹֽר</w:t>
+      </w:r>
+    </w:p>
+    <w:p>
+      <w:pPr/>
+      <w:r>
+        <w:rPr>
+          <w:lang w:val="pt_PT" w:bidi="pt_PT"/>
+        </w:rPr>
+      </w:r>
+      <w:r>
+        <w:rPr>
           <w:b/>
           <w:lang w:val="pt_PT" w:bidi="pt_PT"/>
         </w:rPr>
@@ -10676,6 +11306,20 @@
       </w:r>
       <w:r>
         <w:rPr>
+          <w:lang w:val="pt_PT" w:bidi="pt_PT"/>
+        </w:rPr>
+        <w:t>הֵ֣ן ׀ יִשָּׂא־אִ֨ישׁ בְּשַׂר־קֹ֜דֶשׁ בִּ⁠כְנַ֣ף בִּגְד֗⁠וֹ וְ⁠נָגַ֣ע בִּ֠⁠כְנָפ⁠וֹ אֶל־הַ⁠לֶּ֨חֶם וְ⁠אֶל־הַ⁠נָּזִ֜יד וְ⁠אֶל־הַ⁠יַּ֧יִן וְ⁠אֶל־שֶׁ֛מֶן וְ⁠אֶל־כָּל־מַאֲכָ֖ל הֲ⁠יִקְדָּ֑שׁ</w:t>
+      </w:r>
+    </w:p>
+    <w:p>
+      <w:pPr/>
+      <w:r>
+        <w:rPr>
+          <w:lang w:val="pt_PT" w:bidi="pt_PT"/>
+        </w:rPr>
+      </w:r>
+      <w:r>
+        <w:rPr>
           <w:b/>
           <w:lang w:val="pt_PT" w:bidi="pt_PT"/>
         </w:rPr>
@@ -10762,6 +11406,20 @@
         <w:rPr>
           <w:lang w:val="pt_PT" w:bidi="pt_PT"/>
         </w:rPr>
+      </w:r>
+    </w:p>
+    <w:p>
+      <w:pPr/>
+      <w:r>
+        <w:rPr>
+          <w:lang w:val="pt_PT" w:bidi="pt_PT"/>
+        </w:rPr>
+      </w:r>
+      <w:r>
+        <w:rPr>
+          <w:lang w:val="pt_PT" w:bidi="pt_PT"/>
+        </w:rPr>
+        <w:t>הֵ֣ן ׀ יִשָּׂא־אִ֨ישׁ בְּשַׂר־קֹ֜דֶשׁ בִּ⁠כְנַ֣ף בִּגְד֗⁠וֹ וְ⁠נָגַ֣ע בִּ֠⁠כְנָפ⁠וֹ אֶל־הַ⁠לֶּ֨חֶם וְ⁠אֶל־הַ⁠נָּזִ֜יד וְ⁠אֶל־הַ⁠יַּ֧יִן וְ⁠אֶל־שֶׁ֛מֶן וְ⁠אֶל־כָּל־מַאֲכָ֖ל הֲ⁠יִקְדָּ֑שׁ</w:t>
       </w:r>
     </w:p>
     <w:p>
@@ -11689,6 +12347,20 @@
       </w:r>
       <w:r>
         <w:rPr>
+          <w:lang w:val="pt_PT" w:bidi="pt_PT"/>
+        </w:rPr>
+        <w:t>כֵּ֣ן הָֽ⁠עָם־הַ֠⁠זֶּה וְ⁠כֵן־הַ⁠גּ֨וֹי הַ⁠זֶּ֤ה לְ⁠פָנַ⁠י֙ נְאֻם־יְהוָ֔ה וְ⁠כֵ֖ן כָּל־מַעֲשֵׂ֣ה יְדֵי⁠הֶ֑ם וַ⁠אֲשֶׁ֥ר יַקְרִ֛יבוּ שָׁ֖ם טָמֵ֥א הֽוּא</w:t>
+      </w:r>
+    </w:p>
+    <w:p>
+      <w:pPr/>
+      <w:r>
+        <w:rPr>
+          <w:lang w:val="pt_PT" w:bidi="pt_PT"/>
+        </w:rPr>
+      </w:r>
+      <w:r>
+        <w:rPr>
           <w:b/>
           <w:lang w:val="pt_PT" w:bidi="pt_PT"/>
         </w:rPr>
@@ -11775,6 +12447,20 @@
         <w:rPr>
           <w:lang w:val="pt_PT" w:bidi="pt_PT"/>
         </w:rPr>
+      </w:r>
+    </w:p>
+    <w:p>
+      <w:pPr/>
+      <w:r>
+        <w:rPr>
+          <w:lang w:val="pt_PT" w:bidi="pt_PT"/>
+        </w:rPr>
+      </w:r>
+      <w:r>
+        <w:rPr>
+          <w:lang w:val="pt_PT" w:bidi="pt_PT"/>
+        </w:rPr>
+        <w:t>כֵּ֣ן הָֽ⁠עָם־הַ֠⁠זֶּה וְ⁠כֵן־הַ⁠גּ֨וֹי הַ⁠זֶּ֤ה</w:t>
       </w:r>
     </w:p>
     <w:p>
@@ -12528,6 +13214,20 @@
       </w:r>
       <w:r>
         <w:rPr>
+          <w:lang w:val="pt_PT" w:bidi="pt_PT"/>
+        </w:rPr>
+        <w:t>שִֽׂימוּ־נָ֣א לְבַבְ⁠כֶ֔ם</w:t>
+      </w:r>
+    </w:p>
+    <w:p>
+      <w:pPr/>
+      <w:r>
+        <w:rPr>
+          <w:lang w:val="pt_PT" w:bidi="pt_PT"/>
+        </w:rPr>
+      </w:r>
+      <w:r>
+        <w:rPr>
           <w:b/>
           <w:lang w:val="pt_PT" w:bidi="pt_PT"/>
         </w:rPr>
@@ -12752,6 +13452,20 @@
       </w:r>
       <w:r>
         <w:rPr>
+          <w:lang w:val="pt_PT" w:bidi="pt_PT"/>
+        </w:rPr>
+        <w:t>מִ⁠טֶּ֧רֶם שֽׂוּם־אֶ֛בֶן אֶל־אֶ֖בֶן בְּ⁠הֵיכַ֥ל יְהוָֽה</w:t>
+      </w:r>
+    </w:p>
+    <w:p>
+      <w:pPr/>
+      <w:r>
+        <w:rPr>
+          <w:lang w:val="pt_PT" w:bidi="pt_PT"/>
+        </w:rPr>
+      </w:r>
+      <w:r>
+        <w:rPr>
           <w:b/>
           <w:lang w:val="pt_PT" w:bidi="pt_PT"/>
         </w:rPr>
@@ -13301,6 +14015,20 @@
       </w:r>
       <w:r>
         <w:rPr>
+          <w:lang w:val="pt_PT" w:bidi="pt_PT"/>
+        </w:rPr>
+        <w:t>בָּ֣א אֶל־הַ⁠יֶּ֗קֶב לַ⁠חְשֹׂף֙ חֲמִשִּׁ֣ים פּוּרָ֔ה וְ⁠הָיְתָ֖ה עֶשְׂרִֽים</w:t>
+      </w:r>
+    </w:p>
+    <w:p>
+      <w:pPr/>
+      <w:r>
+        <w:rPr>
+          <w:lang w:val="pt_PT" w:bidi="pt_PT"/>
+        </w:rPr>
+      </w:r>
+      <w:r>
+        <w:rPr>
           <w:b/>
           <w:lang w:val="pt_PT" w:bidi="pt_PT"/>
         </w:rPr>
@@ -13507,6 +14235,20 @@
       </w:r>
       <w:r>
         <w:rPr>
+          <w:lang w:val="pt_PT" w:bidi="pt_PT"/>
+        </w:rPr>
+        <w:t>הִכֵּ֨יתִי אֶתְ⁠כֶ֜ם בַּ⁠שִּׁדָּפ֤וֹן וּ⁠בַ⁠יֵּֽרָקוֹן֙ וּ⁠בַ⁠בָּרָ֔ד אֵ֖ת כָּל־מַעֲשֵׂ֣ה יְדֵי⁠כֶ֑ם וְ⁠אֵין־אֶתְ⁠כֶ֥ם אֵלַ֖⁠י נְאֻם־יְהוָֽה</w:t>
+      </w:r>
+    </w:p>
+    <w:p>
+      <w:pPr/>
+      <w:r>
+        <w:rPr>
+          <w:lang w:val="pt_PT" w:bidi="pt_PT"/>
+        </w:rPr>
+      </w:r>
+      <w:r>
+        <w:rPr>
           <w:b/>
           <w:lang w:val="pt_PT" w:bidi="pt_PT"/>
         </w:rPr>
@@ -13676,6 +14418,20 @@
         <w:rPr>
           <w:lang w:val="pt_PT" w:bidi="pt_PT"/>
         </w:rPr>
+      </w:r>
+    </w:p>
+    <w:p>
+      <w:pPr/>
+      <w:r>
+        <w:rPr>
+          <w:lang w:val="pt_PT" w:bidi="pt_PT"/>
+        </w:rPr>
+      </w:r>
+      <w:r>
+        <w:rPr>
+          <w:lang w:val="pt_PT" w:bidi="pt_PT"/>
+        </w:rPr>
+        <w:t>אֵ֖ת כָּל־מַעֲשֵׂ֣ה יְדֵי⁠כֶ֑ם</w:t>
       </w:r>
     </w:p>
     <w:p>
@@ -14013,6 +14769,20 @@
       </w:r>
       <w:r>
         <w:rPr>
+          <w:lang w:val="pt_PT" w:bidi="pt_PT"/>
+        </w:rPr>
+        <w:t>מִן־הַ⁠יּ֥וֹם הַ⁠זֶּ֖ה וָ⁠מָ֑עְלָ⁠ה מִ⁠יּוֹם֩ עֶשְׂרִ֨ים וְ⁠אַרְבָּעָ֜ה לַ⁠תְּשִׁיעִ֗י לְ⁠מִן־הַ⁠יּ֛וֹם אֲשֶׁר־יֻסַּ֥ד הֵֽיכַל־יְהוָ֖ה</w:t>
+      </w:r>
+    </w:p>
+    <w:p>
+      <w:pPr/>
+      <w:r>
+        <w:rPr>
+          <w:lang w:val="pt_PT" w:bidi="pt_PT"/>
+        </w:rPr>
+      </w:r>
+      <w:r>
+        <w:rPr>
           <w:b/>
           <w:lang w:val="pt_PT" w:bidi="pt_PT"/>
         </w:rPr>
@@ -14268,6 +15038,20 @@
       </w:r>
       <w:r>
         <w:rPr>
+          <w:lang w:val="pt_PT" w:bidi="pt_PT"/>
+        </w:rPr>
+        <w:t>מִ⁠יּוֹם֩ עֶשְׂרִ֨ים וְ⁠אַרְבָּעָ֜ה לַ⁠תְּשִׁיעִ֗י</w:t>
+      </w:r>
+    </w:p>
+    <w:p>
+      <w:pPr/>
+      <w:r>
+        <w:rPr>
+          <w:lang w:val="pt_PT" w:bidi="pt_PT"/>
+        </w:rPr>
+      </w:r>
+      <w:r>
+        <w:rPr>
           <w:b/>
           <w:lang w:val="pt_PT" w:bidi="pt_PT"/>
         </w:rPr>
@@ -14589,6 +15373,20 @@
       </w:r>
       <w:r>
         <w:rPr>
+          <w:lang w:val="pt_PT" w:bidi="pt_PT"/>
+        </w:rPr>
+        <w:t>שִׂ֥ימוּ לְבַבְ⁠כֶֽם</w:t>
+      </w:r>
+    </w:p>
+    <w:p>
+      <w:pPr/>
+      <w:r>
+        <w:rPr>
+          <w:lang w:val="pt_PT" w:bidi="pt_PT"/>
+        </w:rPr>
+      </w:r>
+      <w:r>
+        <w:rPr>
           <w:b/>
           <w:lang w:val="pt_PT" w:bidi="pt_PT"/>
         </w:rPr>
@@ -15007,6 +15805,20 @@
       </w:r>
       <w:r>
         <w:rPr>
+          <w:lang w:val="pt_PT" w:bidi="pt_PT"/>
+        </w:rPr>
+        <w:t>וַ⁠יְהִ֨י דְבַר־יְהוָ֤ה ׀ שֵׁנִית֙ אֶל־חַגַּ֔י</w:t>
+      </w:r>
+    </w:p>
+    <w:p>
+      <w:pPr/>
+      <w:r>
+        <w:rPr>
+          <w:lang w:val="pt_PT" w:bidi="pt_PT"/>
+        </w:rPr>
+      </w:r>
+      <w:r>
+        <w:rPr>
           <w:b/>
           <w:lang w:val="pt_PT" w:bidi="pt_PT"/>
         </w:rPr>
@@ -15328,6 +16140,20 @@
       </w:r>
       <w:r>
         <w:rPr>
+          <w:lang w:val="pt_PT" w:bidi="pt_PT"/>
+        </w:rPr>
+        <w:t>בְּ⁠עֶשְׂרִ֧ים וְ⁠אַרְבָּעָ֛ה לַ⁠חֹ֖דֶשׁ</w:t>
+      </w:r>
+    </w:p>
+    <w:p>
+      <w:pPr/>
+      <w:r>
+        <w:rPr>
+          <w:lang w:val="pt_PT" w:bidi="pt_PT"/>
+        </w:rPr>
+      </w:r>
+      <w:r>
+        <w:rPr>
           <w:b/>
           <w:lang w:val="pt_PT" w:bidi="pt_PT"/>
         </w:rPr>
@@ -15400,6 +16226,20 @@
         <w:rPr>
           <w:lang w:val="pt_PT" w:bidi="pt_PT"/>
         </w:rPr>
+      </w:r>
+    </w:p>
+    <w:p>
+      <w:pPr/>
+      <w:r>
+        <w:rPr>
+          <w:lang w:val="pt_PT" w:bidi="pt_PT"/>
+        </w:rPr>
+      </w:r>
+      <w:r>
+        <w:rPr>
+          <w:lang w:val="pt_PT" w:bidi="pt_PT"/>
+        </w:rPr>
+        <w:t>בְּ⁠עֶשְׂרִ֧ים וְ⁠אַרְבָּעָ֛ה לַ⁠חֹ֖דֶשׁ</w:t>
       </w:r>
     </w:p>
     <w:p>
@@ -15512,6 +16352,20 @@
       </w:r>
       <w:r>
         <w:rPr>
+          <w:lang w:val="pt_PT" w:bidi="pt_PT"/>
+        </w:rPr>
+        <w:t>אֱמֹ֕ר אֶל־זְרֻבָּבֶ֥ל פַּֽחַת־יְהוּדָ֖ה לֵ⁠אמֹ֑ר אֲנִ֣י מַרְעִ֔ישׁ אֶת־הַ⁠שָּׁמַ֖יִם וְ⁠אֶת־הָ⁠אָֽרֶץ</w:t>
+      </w:r>
+    </w:p>
+    <w:p>
+      <w:pPr/>
+      <w:r>
+        <w:rPr>
+          <w:lang w:val="pt_PT" w:bidi="pt_PT"/>
+        </w:rPr>
+      </w:r>
+      <w:r>
+        <w:rPr>
           <w:b/>
           <w:lang w:val="pt_PT" w:bidi="pt_PT"/>
         </w:rPr>
@@ -15584,6 +16438,20 @@
         <w:rPr>
           <w:lang w:val="pt_PT" w:bidi="pt_PT"/>
         </w:rPr>
+      </w:r>
+    </w:p>
+    <w:p>
+      <w:pPr/>
+      <w:r>
+        <w:rPr>
+          <w:lang w:val="pt_PT" w:bidi="pt_PT"/>
+        </w:rPr>
+      </w:r>
+      <w:r>
+        <w:rPr>
+          <w:lang w:val="pt_PT" w:bidi="pt_PT"/>
+        </w:rPr>
+        <w:t>אֲנִ֣י מַרְעִ֔ישׁ אֶת־הַ⁠שָּׁמַ֖יִם וְ⁠אֶת־הָ⁠אָֽרֶץ</w:t>
       </w:r>
     </w:p>
     <w:p>
@@ -16096,6 +16964,20 @@
       </w:r>
       <w:r>
         <w:rPr>
+          <w:lang w:val="pt_PT" w:bidi="pt_PT"/>
+        </w:rPr>
+        <w:t>וְ⁠הָפַכְתִּ֤י מֶרְכָּבָה֙ וְ⁠רֹ֣כְבֶ֔י⁠הָ וְ⁠יָרְד֤וּ סוּסִים֙ וְ⁠רֹ֣כְבֵי⁠הֶ֔ם</w:t>
+      </w:r>
+    </w:p>
+    <w:p>
+      <w:pPr/>
+      <w:r>
+        <w:rPr>
+          <w:lang w:val="pt_PT" w:bidi="pt_PT"/>
+        </w:rPr>
+      </w:r>
+      <w:r>
+        <w:rPr>
           <w:b/>
           <w:lang w:val="pt_PT" w:bidi="pt_PT"/>
         </w:rPr>
@@ -16453,6 +17335,20 @@
         <w:rPr>
           <w:lang w:val="pt_PT" w:bidi="pt_PT"/>
         </w:rPr>
+      </w:r>
+    </w:p>
+    <w:p>
+      <w:pPr/>
+      <w:r>
+        <w:rPr>
+          <w:lang w:val="pt_PT" w:bidi="pt_PT"/>
+        </w:rPr>
+      </w:r>
+      <w:r>
+        <w:rPr>
+          <w:lang w:val="pt_PT" w:bidi="pt_PT"/>
+        </w:rPr>
+        <w:t>אִ֖ישׁ בְּ⁠חֶ֥רֶב אָחִֽי⁠ו</w:t>
       </w:r>
     </w:p>
     <w:p>
@@ -16824,6 +17720,20 @@
       </w:r>
       <w:r>
         <w:rPr>
+          <w:lang w:val="pt_PT" w:bidi="pt_PT"/>
+        </w:rPr>
+        <w:t>בַּ⁠יּ֣וֹם הַ⁠ה֣וּא נְאֻם־יְהוָ֣ה צְבָא֡וֹת אֶ֠קָּחֲ⁠ךָ זְרֻבָּבֶ֨ל בֶּן־שְׁאַלְתִּיאֵ֤ל עַבְדִּ⁠י֙ נְאֻם־יְהוָ֔ה וְ⁠שַׂמְתִּ֖י⁠ךָ כַּֽ⁠חוֹתָ֑ם כִּֽי־בְ⁠ךָ֣ בָחַ֔רְתִּי נְאֻ֖ם יְהוָ֥ה צְבָאֽוֹת</w:t>
+      </w:r>
+    </w:p>
+    <w:p>
+      <w:pPr/>
+      <w:r>
+        <w:rPr>
+          <w:lang w:val="pt_PT" w:bidi="pt_PT"/>
+        </w:rPr>
+      </w:r>
+      <w:r>
+        <w:rPr>
           <w:b/>
           <w:lang w:val="pt_PT" w:bidi="pt_PT"/>
         </w:rPr>
@@ -17006,6 +17916,20 @@
         <w:rPr>
           <w:lang w:val="pt_PT" w:bidi="pt_PT"/>
         </w:rPr>
+      </w:r>
+    </w:p>
+    <w:p>
+      <w:pPr/>
+      <w:r>
+        <w:rPr>
+          <w:lang w:val="pt_PT" w:bidi="pt_PT"/>
+        </w:rPr>
+      </w:r>
+      <w:r>
+        <w:rPr>
+          <w:lang w:val="pt_PT" w:bidi="pt_PT"/>
+        </w:rPr>
+        <w:t>אֶ֠קָּחֲ⁠ךָ &amp; וְ⁠שַׂמְתִּ֖י⁠ךָ &amp; בְ⁠ךָ֣ בָחַ֔רְתִּי</w:t>
       </w:r>
     </w:p>
     <w:p>
